--- a/EPA/EPA6-vascular.docx
+++ b/EPA/EPA6-vascular.docx
@@ -1,821 +1,7 @@
 
 <file path=word/document.xml><?xml version="1.0" encoding="utf-8"?>
-<w:document xmlns:wpc="http://schemas.microsoft.com/office/word/2010/wordprocessingCanvas" xmlns:cx="http://schemas.microsoft.com/office/drawing/2014/chartex" xmlns:cx1="http://schemas.microsoft.com/office/drawing/2015/9/8/chartex" xmlns:mc="http://schemas.openxmlformats.org/markup-compatibility/2006" xmlns:o="urn:schemas-microsoft-com:office:office" xmlns:r="http://schemas.openxmlformats.org/officeDocument/2006/relationships" xmlns:m="http://schemas.openxmlformats.org/officeDocument/2006/math" xmlns:v="urn:schemas-microsoft-com:vml" xmlns:wp14="http://schemas.microsoft.com/office/word/2010/wordprocessingDrawing" xmlns:wp="http://schemas.openxmlformats.org/drawingml/2006/wordprocessingDrawing" xmlns:w10="urn:schemas-microsoft-com:office:word" xmlns:w="http://schemas.openxmlformats.org/wordprocessingml/2006/main" xmlns:w14="http://schemas.microsoft.com/office/word/2010/wordml" xmlns:w15="http://schemas.microsoft.com/office/word/2012/wordml" xmlns:w16se="http://schemas.microsoft.com/office/word/2015/wordml/symex" xmlns:wpg="http://schemas.microsoft.com/office/word/2010/wordprocessingGroup" xmlns:wpi="http://schemas.microsoft.com/office/word/2010/wordprocessingInk" xmlns:wne="http://schemas.microsoft.com/office/word/2006/wordml" xmlns:wps="http://schemas.microsoft.com/office/word/2010/wordprocessingShape" mc:Ignorable="w14 w15 w16se wp14">
+<w:document xmlns:wpc="http://schemas.microsoft.com/office/word/2010/wordprocessingCanvas" xmlns:cx="http://schemas.microsoft.com/office/drawing/2014/chartex" xmlns:cx1="http://schemas.microsoft.com/office/drawing/2015/9/8/chartex" xmlns:cx2="http://schemas.microsoft.com/office/drawing/2015/10/21/chartex" xmlns:cx3="http://schemas.microsoft.com/office/drawing/2016/5/9/chartex" xmlns:cx4="http://schemas.microsoft.com/office/drawing/2016/5/10/chartex" xmlns:cx5="http://schemas.microsoft.com/office/drawing/2016/5/11/chartex" xmlns:cx6="http://schemas.microsoft.com/office/drawing/2016/5/12/chartex" xmlns:cx7="http://schemas.microsoft.com/office/drawing/2016/5/13/chartex" xmlns:cx8="http://schemas.microsoft.com/office/drawing/2016/5/14/chartex" xmlns:mc="http://schemas.openxmlformats.org/markup-compatibility/2006" xmlns:aink="http://schemas.microsoft.com/office/drawing/2016/ink" xmlns:am3d="http://schemas.microsoft.com/office/drawing/2017/model3d" xmlns:o="urn:schemas-microsoft-com:office:office" xmlns:r="http://schemas.openxmlformats.org/officeDocument/2006/relationships" xmlns:m="http://schemas.openxmlformats.org/officeDocument/2006/math" xmlns:v="urn:schemas-microsoft-com:vml" xmlns:wp14="http://schemas.microsoft.com/office/word/2010/wordprocessingDrawing" xmlns:wp="http://schemas.openxmlformats.org/drawingml/2006/wordprocessingDrawing" xmlns:w10="urn:schemas-microsoft-com:office:word" xmlns:w="http://schemas.openxmlformats.org/wordprocessingml/2006/main" xmlns:w14="http://schemas.microsoft.com/office/word/2010/wordml" xmlns:w15="http://schemas.microsoft.com/office/word/2012/wordml" xmlns:w16cid="http://schemas.microsoft.com/office/word/2016/wordml/cid" xmlns:w16se="http://schemas.microsoft.com/office/word/2015/wordml/symex" xmlns:wpg="http://schemas.microsoft.com/office/word/2010/wordprocessingGroup" xmlns:wpi="http://schemas.microsoft.com/office/word/2010/wordprocessingInk" xmlns:wne="http://schemas.microsoft.com/office/word/2006/wordml" xmlns:wps="http://schemas.microsoft.com/office/word/2010/wordprocessingShape" mc:Ignorable="w14 w15 w16se w16cid wp14">
   <w:body>
-    <w:p>
-      <w:pPr>
-        <w:rPr>
-          <w:rFonts w:ascii="TH Sarabun New" w:hAnsi="TH Sarabun New" w:cs="TH Sarabun New"/>
-          <w:b/>
-          <w:bCs/>
-          <w:color w:val="000000" w:themeColor="text1"/>
-          <w:sz w:val="28"/>
-        </w:rPr>
-      </w:pPr>
-      <w:r>
-        <w:rPr>
-          <w:rFonts w:ascii="TH Sarabun New" w:hAnsi="TH Sarabun New" w:cs="TH Sarabun New"/>
-          <w:b/>
-          <w:bCs/>
-          <w:color w:val="000000" w:themeColor="text1"/>
-          <w:sz w:val="28"/>
-        </w:rPr>
-        <w:t>EPA 6</w:t>
-      </w:r>
-      <w:r>
-        <w:rPr>
-          <w:rFonts w:ascii="TH Sarabun New" w:hAnsi="TH Sarabun New" w:cs="TH Sarabun New"/>
-          <w:b/>
-          <w:bCs/>
-          <w:color w:val="000000" w:themeColor="text1"/>
-          <w:sz w:val="28"/>
-          <w:cs/>
-        </w:rPr>
-        <w:t>:</w:t>
-      </w:r>
-      <w:r>
-        <w:rPr>
-          <w:rFonts w:ascii="TH Sarabun New" w:hAnsi="TH Sarabun New" w:cs="TH Sarabun New"/>
-          <w:b/>
-          <w:bCs/>
-          <w:color w:val="000000" w:themeColor="text1"/>
-          <w:sz w:val="28"/>
-          <w:cs/>
-        </w:rPr>
-        <w:tab/>
-      </w:r>
-      <w:r>
-        <w:rPr>
-          <w:rFonts w:ascii="TH Sarabun New" w:hAnsi="TH Sarabun New" w:cs="TH Sarabun New"/>
-          <w:b/>
-          <w:bCs/>
-          <w:color w:val="000000" w:themeColor="text1"/>
-          <w:sz w:val="28"/>
-        </w:rPr>
-        <w:t>Com</w:t>
-      </w:r>
-      <w:r>
-        <w:rPr>
-          <w:rFonts w:ascii="TH Sarabun New" w:hAnsi="TH Sarabun New" w:cs="TH Sarabun New"/>
-          <w:b/>
-          <w:bCs/>
-          <w:color w:val="000000" w:themeColor="text1"/>
-          <w:sz w:val="28"/>
-        </w:rPr>
-        <w:t>mon problem in vascular disease</w:t>
-      </w:r>
-    </w:p>
-    <w:tbl>
-      <w:tblPr>
-        <w:tblStyle w:val="TableGrid"/>
-        <w:tblW w:w="9535" w:type="dxa"/>
-        <w:tblLook w:val="04A0" w:firstRow="1" w:lastRow="0" w:firstColumn="1" w:lastColumn="0" w:noHBand="0" w:noVBand="1"/>
-      </w:tblPr>
-      <w:tblGrid>
-        <w:gridCol w:w="2065"/>
-        <w:gridCol w:w="7470"/>
-      </w:tblGrid>
-      <w:tr>
-        <w:tc>
-          <w:tcPr>
-            <w:tcW w:w="2065" w:type="dxa"/>
-          </w:tcPr>
-          <w:p>
-            <w:pPr>
-              <w:jc w:val="center"/>
-              <w:rPr>
-                <w:rFonts w:ascii="TH Sarabun New" w:hAnsi="TH Sarabun New" w:cs="TH Sarabun New"/>
-                <w:b/>
-                <w:bCs/>
-                <w:sz w:val="28"/>
-                <w:cs/>
-              </w:rPr>
-            </w:pPr>
-            <w:r>
-              <w:rPr>
-                <w:rFonts w:ascii="TH Sarabun New" w:hAnsi="TH Sarabun New" w:cs="TH Sarabun New"/>
-                <w:b/>
-                <w:bCs/>
-                <w:sz w:val="28"/>
-                <w:cs/>
-              </w:rPr>
-              <w:t>หัวข้อที่</w:t>
-            </w:r>
-          </w:p>
-        </w:tc>
-        <w:tc>
-          <w:tcPr>
-            <w:tcW w:w="7470" w:type="dxa"/>
-          </w:tcPr>
-          <w:p>
-            <w:pPr>
-              <w:jc w:val="center"/>
-              <w:rPr>
-                <w:rFonts w:ascii="TH Sarabun New" w:hAnsi="TH Sarabun New" w:cs="TH Sarabun New"/>
-                <w:b/>
-                <w:bCs/>
-                <w:sz w:val="28"/>
-              </w:rPr>
-            </w:pPr>
-            <w:r>
-              <w:rPr>
-                <w:rFonts w:ascii="TH Sarabun New" w:hAnsi="TH Sarabun New" w:cs="TH Sarabun New"/>
-                <w:b/>
-                <w:bCs/>
-                <w:sz w:val="28"/>
-                <w:cs/>
-              </w:rPr>
-              <w:t>รายละเอียด</w:t>
-            </w:r>
-          </w:p>
-        </w:tc>
-      </w:tr>
-      <w:tr>
-        <w:tc>
-          <w:tcPr>
-            <w:tcW w:w="2065" w:type="dxa"/>
-          </w:tcPr>
-          <w:p>
-            <w:pPr>
-              <w:rPr>
-                <w:rFonts w:ascii="TH Sarabun New" w:hAnsi="TH Sarabun New" w:cs="TH Sarabun New"/>
-                <w:sz w:val="28"/>
-              </w:rPr>
-            </w:pPr>
-            <w:r>
-              <w:rPr>
-                <w:rFonts w:ascii="TH Sarabun New" w:hAnsi="TH Sarabun New" w:cs="TH Sarabun New"/>
-                <w:sz w:val="28"/>
-                <w:cs/>
-              </w:rPr>
-              <w:t>1.ชื่อเรื่องกิจกรรม</w:t>
-            </w:r>
-          </w:p>
-        </w:tc>
-        <w:tc>
-          <w:tcPr>
-            <w:tcW w:w="7470" w:type="dxa"/>
-            <w:shd w:val="clear" w:color="auto" w:fill="FFFFFF" w:themeFill="background1"/>
-          </w:tcPr>
-          <w:p>
-            <w:pPr>
-              <w:rPr>
-                <w:rFonts w:ascii="TH Sarabun New" w:hAnsi="TH Sarabun New" w:cs="TH Sarabun New"/>
-                <w:b/>
-                <w:bCs/>
-                <w:sz w:val="28"/>
-                <w:cs/>
-              </w:rPr>
-            </w:pPr>
-            <w:r>
-              <w:rPr>
-                <w:rFonts w:ascii="TH Sarabun New" w:hAnsi="TH Sarabun New" w:cs="TH Sarabun New"/>
-                <w:b/>
-                <w:bCs/>
-                <w:sz w:val="28"/>
-                <w:cs/>
-              </w:rPr>
-              <w:t>การดูแลและรักษาผู้ป่วยโรคหลอดเลือดที่พบบ่อย</w:t>
-            </w:r>
-          </w:p>
-        </w:tc>
-      </w:tr>
-      <w:tr>
-        <w:tc>
-          <w:tcPr>
-            <w:tcW w:w="2065" w:type="dxa"/>
-          </w:tcPr>
-          <w:p>
-            <w:pPr>
-              <w:rPr>
-                <w:rFonts w:ascii="TH Sarabun New" w:hAnsi="TH Sarabun New" w:cs="TH Sarabun New"/>
-                <w:sz w:val="28"/>
-                <w:cs/>
-              </w:rPr>
-            </w:pPr>
-            <w:r>
-              <w:rPr>
-                <w:rFonts w:ascii="TH Sarabun New" w:hAnsi="TH Sarabun New" w:cs="TH Sarabun New"/>
-                <w:sz w:val="28"/>
-              </w:rPr>
-              <w:t>2</w:t>
-            </w:r>
-            <w:r>
-              <w:rPr>
-                <w:rFonts w:ascii="TH Sarabun New" w:hAnsi="TH Sarabun New" w:cs="TH Sarabun New"/>
-                <w:sz w:val="28"/>
-                <w:cs/>
-              </w:rPr>
-              <w:t>.ข้อกำหนด และข้อจำกัดของกิจกรรม (สถานที่ ลักษณะผู้ป่วย)</w:t>
-            </w:r>
-          </w:p>
-        </w:tc>
-        <w:tc>
-          <w:tcPr>
-            <w:tcW w:w="7470" w:type="dxa"/>
-          </w:tcPr>
-          <w:p>
-            <w:pPr>
-              <w:rPr>
-                <w:rFonts w:ascii="TH Sarabun New" w:hAnsi="TH Sarabun New" w:cs="TH Sarabun New"/>
-                <w:sz w:val="28"/>
-                <w:u w:val="single"/>
-              </w:rPr>
-            </w:pPr>
-            <w:r>
-              <w:rPr>
-                <w:rFonts w:ascii="TH Sarabun New" w:hAnsi="TH Sarabun New" w:cs="TH Sarabun New"/>
-                <w:sz w:val="28"/>
-                <w:u w:val="single"/>
-                <w:cs/>
-              </w:rPr>
-              <w:t>รายละเอียดของกิจกรรม</w:t>
-            </w:r>
-          </w:p>
-          <w:p>
-            <w:pPr>
-              <w:rPr>
-                <w:rFonts w:ascii="TH Sarabun New" w:hAnsi="TH Sarabun New" w:cs="TH Sarabun New"/>
-                <w:sz w:val="28"/>
-              </w:rPr>
-            </w:pPr>
-            <w:r>
-              <w:rPr>
-                <w:rFonts w:ascii="TH Sarabun New" w:hAnsi="TH Sarabun New" w:cs="TH Sarabun New"/>
-                <w:sz w:val="28"/>
-                <w:cs/>
-              </w:rPr>
-              <w:t xml:space="preserve">1.สามารถซักประวัติ ตรวจร่างกาย ส่งตรวจเพิ่มเติมได้อย่างเหมาะสม </w:t>
-            </w:r>
-          </w:p>
-          <w:p>
-            <w:pPr>
-              <w:rPr>
-                <w:rFonts w:ascii="TH Sarabun New" w:hAnsi="TH Sarabun New" w:cs="TH Sarabun New"/>
-                <w:sz w:val="28"/>
-                <w:cs/>
-              </w:rPr>
-            </w:pPr>
-            <w:r>
-              <w:rPr>
-                <w:rFonts w:ascii="TH Sarabun New" w:hAnsi="TH Sarabun New" w:cs="TH Sarabun New"/>
-                <w:sz w:val="28"/>
-                <w:cs/>
-              </w:rPr>
-              <w:t>2.ให้การรักษาเบื้องต้น  อธิบายวิธีการผ่าตัดได้อย่างถูกต้อง</w:t>
-            </w:r>
-          </w:p>
-          <w:p>
-            <w:pPr>
-              <w:rPr>
-                <w:rFonts w:ascii="TH Sarabun New" w:hAnsi="TH Sarabun New" w:cs="TH Sarabun New"/>
-                <w:sz w:val="28"/>
-              </w:rPr>
-            </w:pPr>
-            <w:r>
-              <w:rPr>
-                <w:rFonts w:ascii="TH Sarabun New" w:hAnsi="TH Sarabun New" w:cs="TH Sarabun New"/>
-                <w:sz w:val="28"/>
-                <w:cs/>
-              </w:rPr>
-              <w:t>3.เฝ้าระวังผลแทรกซ้อนที่อาจเกิดขึ้นได้อย่างเหมาะสม</w:t>
-            </w:r>
-          </w:p>
-          <w:p>
-            <w:pPr>
-              <w:rPr>
-                <w:rFonts w:ascii="TH Sarabun New" w:hAnsi="TH Sarabun New" w:cs="TH Sarabun New"/>
-                <w:sz w:val="28"/>
-                <w:cs/>
-              </w:rPr>
-            </w:pPr>
-            <w:r>
-              <w:rPr>
-                <w:rFonts w:ascii="TH Sarabun New" w:hAnsi="TH Sarabun New" w:cs="TH Sarabun New"/>
-                <w:sz w:val="28"/>
-                <w:cs/>
-              </w:rPr>
-              <w:t>สถานที่ : หอผู้ป่วยใน, หอผู้ป่วยวิกฤติ (</w:t>
-            </w:r>
-            <w:r>
-              <w:rPr>
-                <w:rFonts w:ascii="TH Sarabun New" w:hAnsi="TH Sarabun New" w:cs="TH Sarabun New"/>
-                <w:sz w:val="28"/>
-              </w:rPr>
-              <w:t>Morning Round</w:t>
-            </w:r>
-            <w:r>
-              <w:rPr>
-                <w:rFonts w:ascii="TH Sarabun New" w:hAnsi="TH Sarabun New" w:cs="TH Sarabun New"/>
-                <w:sz w:val="28"/>
-                <w:cs/>
-              </w:rPr>
-              <w:t>) และการประชุมก่อนการผ่าตัด (</w:t>
-            </w:r>
-            <w:r>
-              <w:rPr>
-                <w:rFonts w:ascii="TH Sarabun New" w:hAnsi="TH Sarabun New" w:cs="TH Sarabun New"/>
-                <w:sz w:val="28"/>
-              </w:rPr>
-              <w:t>Preoperative conference</w:t>
-            </w:r>
-            <w:r>
-              <w:rPr>
-                <w:rFonts w:ascii="TH Sarabun New" w:hAnsi="TH Sarabun New" w:cs="TH Sarabun New"/>
-                <w:sz w:val="28"/>
-                <w:cs/>
-              </w:rPr>
-              <w:t>)</w:t>
-            </w:r>
-          </w:p>
-        </w:tc>
-      </w:tr>
-      <w:tr>
-        <w:tc>
-          <w:tcPr>
-            <w:tcW w:w="2065" w:type="dxa"/>
-          </w:tcPr>
-          <w:p>
-            <w:pPr>
-              <w:rPr>
-                <w:rFonts w:ascii="TH Sarabun New" w:hAnsi="TH Sarabun New" w:cs="TH Sarabun New"/>
-                <w:sz w:val="28"/>
-              </w:rPr>
-            </w:pPr>
-            <w:r>
-              <w:rPr>
-                <w:rFonts w:ascii="TH Sarabun New" w:hAnsi="TH Sarabun New" w:cs="TH Sarabun New"/>
-                <w:sz w:val="28"/>
-                <w:cs/>
-              </w:rPr>
-              <w:t>4.ข้อกำหนด้านประสบการณ์ความรู้ ทักษะทัศนคติ พฤติกรรม</w:t>
-            </w:r>
-          </w:p>
-        </w:tc>
-        <w:tc>
-          <w:tcPr>
-            <w:tcW w:w="7470" w:type="dxa"/>
-          </w:tcPr>
-          <w:p>
-            <w:pPr>
-              <w:rPr>
-                <w:rFonts w:ascii="TH Sarabun New" w:hAnsi="TH Sarabun New" w:cs="TH Sarabun New"/>
-                <w:sz w:val="28"/>
-                <w:u w:val="single"/>
-              </w:rPr>
-            </w:pPr>
-            <w:r>
-              <w:rPr>
-                <w:rFonts w:ascii="TH Sarabun New" w:hAnsi="TH Sarabun New" w:cs="TH Sarabun New"/>
-                <w:sz w:val="28"/>
-                <w:u w:val="single"/>
-                <w:cs/>
-              </w:rPr>
-              <w:t>ความรู้ ทักษะ เจตคติ ที่จำเป็นต้องมี</w:t>
-            </w:r>
-          </w:p>
-          <w:p>
-            <w:pPr>
-              <w:contextualSpacing/>
-              <w:rPr>
-                <w:rFonts w:ascii="TH Sarabun New" w:hAnsi="TH Sarabun New" w:cs="TH Sarabun New"/>
-                <w:sz w:val="28"/>
-              </w:rPr>
-            </w:pPr>
-            <w:r>
-              <w:rPr>
-                <w:rFonts w:ascii="TH Sarabun New" w:hAnsi="TH Sarabun New" w:cs="TH Sarabun New"/>
-                <w:sz w:val="28"/>
-                <w:cs/>
-              </w:rPr>
-              <w:t>4.1 ความรู้พื้นฐานของโรคหลอดเลือดที่พบบ่อยอาการและอาการแสดง สามารถตรวจร่างกายประเมินความรุนแรง วินิจฉัยแยกโรคได้ ส่งตรวจเพิ่มเติมได้อย่างถูกต้อง เลือกวิธีการรักษาได้อย่างถูกต้อง เฝ้าระวังและรักษาผลแทรกซ้อนได้อย่างถูกต้อง</w:t>
-            </w:r>
-          </w:p>
-          <w:p>
-            <w:pPr>
-              <w:rPr>
-                <w:rFonts w:ascii="TH Sarabun New" w:hAnsi="TH Sarabun New" w:cs="TH Sarabun New"/>
-                <w:sz w:val="28"/>
-              </w:rPr>
-            </w:pPr>
-            <w:r>
-              <w:rPr>
-                <w:rFonts w:ascii="TH Sarabun New" w:hAnsi="TH Sarabun New" w:cs="TH Sarabun New"/>
-                <w:sz w:val="28"/>
-                <w:cs/>
-              </w:rPr>
-              <w:t>4.2 แสดงหรืออธิบายวิธีการผ่าตัดได้อย่างถูกต้อง</w:t>
-            </w:r>
-          </w:p>
-          <w:p>
-            <w:pPr>
-              <w:rPr>
-                <w:rFonts w:ascii="TH Sarabun New" w:hAnsi="TH Sarabun New" w:cs="TH Sarabun New"/>
-                <w:sz w:val="28"/>
-              </w:rPr>
-            </w:pPr>
-            <w:r>
-              <w:rPr>
-                <w:rFonts w:ascii="TH Sarabun New" w:hAnsi="TH Sarabun New" w:cs="TH Sarabun New"/>
-                <w:sz w:val="28"/>
-                <w:cs/>
-              </w:rPr>
-              <w:t>4.3 ทักษะการสื่อสารให้ข้อมูลเพื่อให้ได้รับการยินยอมจากผู้ป่วยหรือญาติ</w:t>
-            </w:r>
-          </w:p>
-          <w:p>
-            <w:pPr>
-              <w:rPr>
-                <w:rFonts w:ascii="TH Sarabun New" w:hAnsi="TH Sarabun New" w:cs="TH Sarabun New"/>
-                <w:sz w:val="28"/>
-              </w:rPr>
-            </w:pPr>
-            <w:r>
-              <w:rPr>
-                <w:rFonts w:ascii="TH Sarabun New" w:hAnsi="TH Sarabun New" w:cs="TH Sarabun New"/>
-                <w:sz w:val="28"/>
-                <w:cs/>
-              </w:rPr>
-              <w:t>4.4 ทักษะการสื่อสารให้ข้อมูลหรือขอความร่วมมือจากผู้ร่วมงาน</w:t>
-            </w:r>
-          </w:p>
-          <w:p>
-            <w:pPr>
-              <w:rPr>
-                <w:rFonts w:ascii="TH Sarabun New" w:hAnsi="TH Sarabun New" w:cs="TH Sarabun New"/>
-                <w:sz w:val="28"/>
-              </w:rPr>
-            </w:pPr>
-            <w:r>
-              <w:rPr>
-                <w:rFonts w:ascii="TH Sarabun New" w:hAnsi="TH Sarabun New" w:cs="TH Sarabun New"/>
-                <w:sz w:val="28"/>
-                <w:cs/>
-              </w:rPr>
-              <w:t>4.5 พฤตินัยและเจตคติที่ดีต่อวิชาชีพแพทย์  มีคุณธรรม  จริยธรรม  และจรรยาบรรณแห่งวิชาชีพ</w:t>
-            </w:r>
-          </w:p>
-          <w:p>
-            <w:pPr>
-              <w:rPr>
-                <w:rFonts w:ascii="TH Sarabun New" w:hAnsi="TH Sarabun New" w:cs="TH Sarabun New"/>
-                <w:sz w:val="28"/>
-                <w:cs/>
-              </w:rPr>
-            </w:pPr>
-            <w:r>
-              <w:rPr>
-                <w:rFonts w:ascii="TH Sarabun New" w:hAnsi="TH Sarabun New" w:cs="TH Sarabun New"/>
-                <w:sz w:val="28"/>
-                <w:cs/>
-              </w:rPr>
-              <w:t>4.6  กำหนดความต้องการในการเรียนรู้ของตนเองได้อย่างครอบคลุมทุกด้านที่จำเป็น  รู้จักวางแผนและแสดงหาวิธีการสร้างและพัฒนาความรู้  รวมทั้งพัฒนาตนเองอย่างต่อเนื่องและสม่ำเสมอ</w:t>
-            </w:r>
-          </w:p>
-        </w:tc>
-      </w:tr>
-      <w:tr>
-        <w:tc>
-          <w:tcPr>
-            <w:tcW w:w="2065" w:type="dxa"/>
-          </w:tcPr>
-          <w:p>
-            <w:pPr>
-              <w:rPr>
-                <w:rFonts w:ascii="TH Sarabun New" w:hAnsi="TH Sarabun New" w:cs="TH Sarabun New"/>
-                <w:sz w:val="28"/>
-              </w:rPr>
-            </w:pPr>
-            <w:r>
-              <w:rPr>
-                <w:rFonts w:ascii="TH Sarabun New" w:hAnsi="TH Sarabun New" w:cs="TH Sarabun New"/>
-                <w:sz w:val="28"/>
-                <w:cs/>
-              </w:rPr>
-              <w:t>5.การวัดและการประเมินผล</w:t>
-            </w:r>
-          </w:p>
-        </w:tc>
-        <w:tc>
-          <w:tcPr>
-            <w:tcW w:w="7470" w:type="dxa"/>
-          </w:tcPr>
-          <w:p>
-            <w:pPr>
-              <w:rPr>
-                <w:rFonts w:ascii="TH Sarabun New" w:hAnsi="TH Sarabun New" w:cs="TH Sarabun New"/>
-                <w:sz w:val="28"/>
-                <w:u w:val="single"/>
-              </w:rPr>
-            </w:pPr>
-            <w:r>
-              <w:rPr>
-                <w:rFonts w:ascii="TH Sarabun New" w:hAnsi="TH Sarabun New" w:cs="TH Sarabun New"/>
-                <w:sz w:val="28"/>
-                <w:u w:val="single"/>
-                <w:cs/>
-              </w:rPr>
-              <w:t>วิธีการประเมินระดับความสามารถ</w:t>
-            </w:r>
-          </w:p>
-          <w:p>
-            <w:pPr>
-              <w:rPr>
-                <w:rFonts w:ascii="TH Sarabun New" w:hAnsi="TH Sarabun New" w:cs="TH Sarabun New"/>
-                <w:sz w:val="28"/>
-              </w:rPr>
-            </w:pPr>
-            <w:r>
-              <w:rPr>
-                <w:rFonts w:ascii="TH Sarabun New" w:hAnsi="TH Sarabun New" w:cs="TH Sarabun New"/>
-                <w:sz w:val="28"/>
-                <w:cs/>
-              </w:rPr>
-              <w:t xml:space="preserve">5.1 การสังเกตระหว่างการปฏิบัติงานโดยอาจารย์  หรือตัวอย่าง </w:t>
-            </w:r>
-            <w:r>
-              <w:rPr>
-                <w:rFonts w:ascii="TH Sarabun New" w:hAnsi="TH Sarabun New" w:cs="TH Sarabun New"/>
-                <w:sz w:val="28"/>
-              </w:rPr>
-              <w:t>case discussion</w:t>
-            </w:r>
-          </w:p>
-        </w:tc>
-      </w:tr>
-      <w:tr>
-        <w:tc>
-          <w:tcPr>
-            <w:tcW w:w="2065" w:type="dxa"/>
-          </w:tcPr>
-          <w:p>
-            <w:pPr>
-              <w:rPr>
-                <w:rFonts w:ascii="TH Sarabun New" w:hAnsi="TH Sarabun New" w:cs="TH Sarabun New"/>
-                <w:sz w:val="28"/>
-              </w:rPr>
-            </w:pPr>
-            <w:r>
-              <w:rPr>
-                <w:rFonts w:ascii="TH Sarabun New" w:hAnsi="TH Sarabun New" w:cs="TH Sarabun New"/>
-                <w:sz w:val="28"/>
-                <w:cs/>
-              </w:rPr>
-              <w:t xml:space="preserve">6.ระดับความสามารถตาม </w:t>
-            </w:r>
-            <w:r>
-              <w:rPr>
-                <w:rFonts w:ascii="TH Sarabun New" w:hAnsi="TH Sarabun New" w:cs="TH Sarabun New"/>
-                <w:sz w:val="28"/>
-              </w:rPr>
-              <w:t xml:space="preserve">EPA </w:t>
-            </w:r>
-            <w:r>
-              <w:rPr>
-                <w:rFonts w:ascii="TH Sarabun New" w:hAnsi="TH Sarabun New" w:cs="TH Sarabun New"/>
-                <w:sz w:val="28"/>
-                <w:cs/>
-              </w:rPr>
-              <w:t>ของแพทย์ประจำบ้านของแต่ละ</w:t>
-            </w:r>
-          </w:p>
-          <w:p>
-            <w:pPr>
-              <w:rPr>
-                <w:rFonts w:ascii="TH Sarabun New" w:hAnsi="TH Sarabun New" w:cs="TH Sarabun New"/>
-                <w:sz w:val="28"/>
-                <w:cs/>
-              </w:rPr>
-            </w:pPr>
-            <w:r>
-              <w:rPr>
-                <w:rFonts w:ascii="TH Sarabun New" w:hAnsi="TH Sarabun New" w:cs="TH Sarabun New"/>
-                <w:sz w:val="28"/>
-                <w:cs/>
-              </w:rPr>
-              <w:t>ชั้นปี</w:t>
-            </w:r>
-          </w:p>
-        </w:tc>
-        <w:tc>
-          <w:tcPr>
-            <w:tcW w:w="7470" w:type="dxa"/>
-          </w:tcPr>
-          <w:p>
-            <w:pPr>
-              <w:rPr>
-                <w:rFonts w:ascii="TH Sarabun New" w:hAnsi="TH Sarabun New" w:cs="TH Sarabun New"/>
-                <w:sz w:val="28"/>
-                <w:u w:val="single"/>
-              </w:rPr>
-            </w:pPr>
-            <w:r>
-              <w:rPr>
-                <w:rFonts w:ascii="TH Sarabun New" w:hAnsi="TH Sarabun New" w:cs="TH Sarabun New"/>
-                <w:sz w:val="28"/>
-                <w:u w:val="single"/>
-                <w:cs/>
-              </w:rPr>
-              <w:t xml:space="preserve">ระดับความสามารถที่พึงมี </w:t>
-            </w:r>
-          </w:p>
-          <w:p>
-            <w:pPr>
-              <w:rPr>
-                <w:rFonts w:ascii="TH Sarabun New" w:hAnsi="TH Sarabun New" w:cs="TH Sarabun New"/>
-                <w:sz w:val="28"/>
-              </w:rPr>
-            </w:pPr>
-            <w:r>
-              <w:rPr>
-                <w:rFonts w:ascii="TH Sarabun New" w:hAnsi="TH Sarabun New" w:cs="TH Sarabun New"/>
-                <w:sz w:val="28"/>
-                <w:cs/>
-              </w:rPr>
-              <w:t xml:space="preserve">ต้องมีความสามารถอย่างน้อยระดับ </w:t>
-            </w:r>
-            <w:r>
-              <w:rPr>
-                <w:rFonts w:ascii="TH Sarabun New" w:hAnsi="TH Sarabun New" w:cs="TH Sarabun New"/>
-                <w:sz w:val="28"/>
-              </w:rPr>
-              <w:t xml:space="preserve">L3 </w:t>
-            </w:r>
-            <w:r>
-              <w:rPr>
-                <w:rFonts w:ascii="TH Sarabun New" w:hAnsi="TH Sarabun New" w:cs="TH Sarabun New"/>
-                <w:sz w:val="28"/>
-                <w:cs/>
-              </w:rPr>
-              <w:t xml:space="preserve">สำหรับการเลื่อนชั้นไปอยู่ระดับการฝึกอบรมหรือชั้นปีที่ </w:t>
-            </w:r>
-            <w:r>
-              <w:rPr>
-                <w:rFonts w:ascii="TH Sarabun New" w:hAnsi="TH Sarabun New" w:cs="TH Sarabun New"/>
-                <w:sz w:val="28"/>
-              </w:rPr>
-              <w:t>3</w:t>
-            </w:r>
-            <w:r>
-              <w:rPr>
-                <w:rFonts w:ascii="TH Sarabun New" w:hAnsi="TH Sarabun New" w:cs="TH Sarabun New"/>
-                <w:sz w:val="28"/>
-                <w:cs/>
-              </w:rPr>
-              <w:t xml:space="preserve"> </w:t>
-            </w:r>
-          </w:p>
-          <w:p>
-            <w:pPr>
-              <w:rPr>
-                <w:rFonts w:ascii="TH Sarabun New" w:hAnsi="TH Sarabun New" w:cs="TH Sarabun New"/>
-                <w:sz w:val="28"/>
-              </w:rPr>
-            </w:pPr>
-            <w:r>
-              <w:rPr>
-                <w:rFonts w:ascii="TH Sarabun New" w:hAnsi="TH Sarabun New" w:cs="TH Sarabun New"/>
-                <w:sz w:val="28"/>
-                <w:cs/>
-              </w:rPr>
-              <w:t xml:space="preserve">ต้องมีความสามารถอย่างน้อยระดับ </w:t>
-            </w:r>
-            <w:r>
-              <w:rPr>
-                <w:rFonts w:ascii="TH Sarabun New" w:hAnsi="TH Sarabun New" w:cs="TH Sarabun New"/>
-                <w:sz w:val="28"/>
-              </w:rPr>
-              <w:t xml:space="preserve">L4 </w:t>
-            </w:r>
-            <w:r>
-              <w:rPr>
-                <w:rFonts w:ascii="TH Sarabun New" w:hAnsi="TH Sarabun New" w:cs="TH Sarabun New"/>
-                <w:sz w:val="28"/>
-                <w:cs/>
-              </w:rPr>
-              <w:t xml:space="preserve">สำหรับการเลื่อนชั้นไปอยู่ระดับการฝึกอบรมหรือชั้นปีที่ </w:t>
-            </w:r>
-            <w:r>
-              <w:rPr>
-                <w:rFonts w:ascii="TH Sarabun New" w:hAnsi="TH Sarabun New" w:cs="TH Sarabun New"/>
-                <w:sz w:val="28"/>
-              </w:rPr>
-              <w:t>4</w:t>
-            </w:r>
-          </w:p>
-          <w:p>
-            <w:pPr>
-              <w:rPr>
-                <w:rFonts w:ascii="TH Sarabun New" w:hAnsi="TH Sarabun New" w:cs="TH Sarabun New"/>
-                <w:sz w:val="28"/>
-                <w:cs/>
-              </w:rPr>
-            </w:pPr>
-            <w:r>
-              <w:rPr>
-                <w:rFonts w:ascii="TH Sarabun New" w:hAnsi="TH Sarabun New" w:cs="TH Sarabun New"/>
-                <w:sz w:val="28"/>
-                <w:cs/>
-              </w:rPr>
-              <w:t xml:space="preserve">ต้องมีความสามารถอย่างน้อยระดับ </w:t>
-            </w:r>
-            <w:r>
-              <w:rPr>
-                <w:rFonts w:ascii="TH Sarabun New" w:hAnsi="TH Sarabun New" w:cs="TH Sarabun New"/>
-                <w:sz w:val="28"/>
-              </w:rPr>
-              <w:t>L5</w:t>
-            </w:r>
-            <w:r>
-              <w:rPr>
-                <w:rFonts w:ascii="TH Sarabun New" w:hAnsi="TH Sarabun New" w:cs="TH Sarabun New"/>
-                <w:sz w:val="28"/>
-                <w:cs/>
-              </w:rPr>
-              <w:t xml:space="preserve"> เมื่อสิ้นสุดการฝึกอบรมในระดับหรือชั้นปีที่ </w:t>
-            </w:r>
-            <w:r>
-              <w:rPr>
-                <w:rFonts w:ascii="TH Sarabun New" w:hAnsi="TH Sarabun New" w:cs="TH Sarabun New"/>
-                <w:sz w:val="28"/>
-              </w:rPr>
-              <w:t>4</w:t>
-            </w:r>
-          </w:p>
-        </w:tc>
-      </w:tr>
-    </w:tbl>
-    <w:p/>
-    <w:p>
-      <w:pPr>
-        <w:rPr>
-          <w:rFonts w:ascii="TH Sarabun New" w:hAnsi="TH Sarabun New" w:cs="TH Sarabun New"/>
-          <w:b/>
-          <w:bCs/>
-          <w:sz w:val="28"/>
-        </w:rPr>
-      </w:pPr>
-    </w:p>
-    <w:p>
-      <w:pPr>
-        <w:rPr>
-          <w:rFonts w:ascii="TH Sarabun New" w:hAnsi="TH Sarabun New" w:cs="TH Sarabun New"/>
-          <w:b/>
-          <w:bCs/>
-          <w:sz w:val="28"/>
-        </w:rPr>
-      </w:pPr>
-    </w:p>
-    <w:p>
-      <w:pPr>
-        <w:rPr>
-          <w:rFonts w:ascii="TH Sarabun New" w:hAnsi="TH Sarabun New" w:cs="TH Sarabun New"/>
-          <w:b/>
-          <w:bCs/>
-          <w:sz w:val="28"/>
-        </w:rPr>
-      </w:pPr>
-    </w:p>
-    <w:p>
-      <w:pPr>
-        <w:rPr>
-          <w:rFonts w:ascii="TH Sarabun New" w:hAnsi="TH Sarabun New" w:cs="TH Sarabun New"/>
-          <w:b/>
-          <w:bCs/>
-          <w:sz w:val="28"/>
-        </w:rPr>
-      </w:pPr>
-    </w:p>
-    <w:p>
-      <w:pPr>
-        <w:rPr>
-          <w:rFonts w:ascii="TH Sarabun New" w:hAnsi="TH Sarabun New" w:cs="TH Sarabun New"/>
-          <w:b/>
-          <w:bCs/>
-          <w:sz w:val="28"/>
-        </w:rPr>
-      </w:pPr>
-    </w:p>
-    <w:p>
-      <w:pPr>
-        <w:rPr>
-          <w:rFonts w:ascii="TH Sarabun New" w:hAnsi="TH Sarabun New" w:cs="TH Sarabun New"/>
-          <w:b/>
-          <w:bCs/>
-          <w:sz w:val="28"/>
-        </w:rPr>
-      </w:pPr>
-    </w:p>
-    <w:p>
-      <w:pPr>
-        <w:rPr>
-          <w:rFonts w:ascii="TH Sarabun New" w:hAnsi="TH Sarabun New" w:cs="TH Sarabun New"/>
-          <w:b/>
-          <w:bCs/>
-          <w:sz w:val="28"/>
-        </w:rPr>
-      </w:pPr>
-    </w:p>
     <w:p>
       <w:pPr>
         <w:rPr>
@@ -833,7 +19,6 @@
           <w:bCs/>
           <w:sz w:val="28"/>
         </w:rPr>
-        <w:lastRenderedPageBreak/>
         <w:t>Millestone</w:t>
       </w:r>
       <w:proofErr w:type="spellEnd"/>
@@ -878,8 +63,211 @@
     </w:p>
     <w:tbl>
       <w:tblPr>
-        <w:tblW w:w="10206" w:type="dxa"/>
-        <w:tblInd w:w="-5" w:type="dxa"/>
+        <w:tblStyle w:val="a3"/>
+        <w:tblpPr w:leftFromText="180" w:rightFromText="180" w:horzAnchor="margin" w:tblpY="475"/>
+        <w:tblW w:w="0" w:type="auto"/>
+        <w:tblLook w:val="04A0" w:firstRow="1" w:lastRow="0" w:firstColumn="1" w:lastColumn="0" w:noHBand="0" w:noVBand="1"/>
+      </w:tblPr>
+      <w:tblGrid>
+        <w:gridCol w:w="704"/>
+        <w:gridCol w:w="2309"/>
+      </w:tblGrid>
+      <w:tr>
+        <w:trPr>
+          <w:trHeight w:val="419"/>
+        </w:trPr>
+        <w:tc>
+          <w:tcPr>
+            <w:tcW w:w="3013" w:type="dxa"/>
+            <w:gridSpan w:val="2"/>
+            <w:vAlign w:val="center"/>
+          </w:tcPr>
+          <w:p>
+            <w:pPr>
+              <w:jc w:val="center"/>
+              <w:rPr>
+                <w:rFonts w:ascii="TH Sarabun New" w:hAnsi="TH Sarabun New" w:cs="TH Sarabun New"/>
+                <w:b/>
+                <w:bCs/>
+                <w:sz w:val="28"/>
+                <w:cs/>
+              </w:rPr>
+            </w:pPr>
+            <w:r>
+              <w:rPr>
+                <w:rFonts w:ascii="TH Sarabun New" w:hAnsi="TH Sarabun New" w:cs="TH Sarabun New"/>
+                <w:b/>
+                <w:bCs/>
+                <w:sz w:val="28"/>
+                <w:cs/>
+              </w:rPr>
+              <w:t>จำนวนครั้ง</w:t>
+            </w:r>
+            <w:r>
+              <w:rPr>
+                <w:rFonts w:ascii="TH Sarabun New" w:hAnsi="TH Sarabun New" w:cs="TH Sarabun New" w:hint="cs"/>
+                <w:b/>
+                <w:bCs/>
+                <w:sz w:val="28"/>
+                <w:cs/>
+              </w:rPr>
+              <w:t>ที่ประเมิน</w:t>
+            </w:r>
+          </w:p>
+        </w:tc>
+      </w:tr>
+      <w:tr>
+        <w:trPr>
+          <w:trHeight w:val="436"/>
+        </w:trPr>
+        <w:tc>
+          <w:tcPr>
+            <w:tcW w:w="704" w:type="dxa"/>
+            <w:vAlign w:val="center"/>
+          </w:tcPr>
+          <w:p>
+            <w:pPr>
+              <w:rPr>
+                <w:rFonts w:ascii="TH Sarabun New" w:hAnsi="TH Sarabun New" w:cs="TH Sarabun New"/>
+                <w:b/>
+                <w:bCs/>
+                <w:sz w:val="28"/>
+              </w:rPr>
+            </w:pPr>
+          </w:p>
+        </w:tc>
+        <w:tc>
+          <w:tcPr>
+            <w:tcW w:w="2309" w:type="dxa"/>
+            <w:vAlign w:val="center"/>
+          </w:tcPr>
+          <w:p>
+            <w:pPr>
+              <w:rPr>
+                <w:rFonts w:ascii="TH Sarabun New" w:hAnsi="TH Sarabun New" w:cs="TH Sarabun New"/>
+                <w:b/>
+                <w:bCs/>
+                <w:sz w:val="28"/>
+              </w:rPr>
+            </w:pPr>
+            <w:r>
+              <w:rPr>
+                <w:rFonts w:ascii="TH Sarabun New" w:hAnsi="TH Sarabun New" w:cs="TH Sarabun New"/>
+                <w:b/>
+                <w:bCs/>
+                <w:sz w:val="28"/>
+                <w:cs/>
+              </w:rPr>
+              <w:t xml:space="preserve">ครั้งที่ </w:t>
+            </w:r>
+            <w:r>
+              <w:rPr>
+                <w:rFonts w:ascii="TH Sarabun New" w:hAnsi="TH Sarabun New" w:cs="TH Sarabun New"/>
+                <w:b/>
+                <w:bCs/>
+                <w:sz w:val="28"/>
+              </w:rPr>
+              <w:t>1</w:t>
+            </w:r>
+          </w:p>
+        </w:tc>
+      </w:tr>
+      <w:tr>
+        <w:trPr>
+          <w:trHeight w:val="419"/>
+        </w:trPr>
+        <w:tc>
+          <w:tcPr>
+            <w:tcW w:w="704" w:type="dxa"/>
+            <w:vAlign w:val="center"/>
+          </w:tcPr>
+          <w:p>
+            <w:pPr>
+              <w:rPr>
+                <w:rFonts w:ascii="TH Sarabun New" w:hAnsi="TH Sarabun New" w:cs="TH Sarabun New"/>
+                <w:b/>
+                <w:bCs/>
+                <w:sz w:val="28"/>
+              </w:rPr>
+            </w:pPr>
+          </w:p>
+        </w:tc>
+        <w:tc>
+          <w:tcPr>
+            <w:tcW w:w="2309" w:type="dxa"/>
+            <w:vAlign w:val="center"/>
+          </w:tcPr>
+          <w:p>
+            <w:pPr>
+              <w:rPr>
+                <w:rFonts w:ascii="TH Sarabun New" w:hAnsi="TH Sarabun New" w:cs="TH Sarabun New" w:hint="cs"/>
+                <w:b/>
+                <w:bCs/>
+                <w:sz w:val="28"/>
+                <w:cs/>
+              </w:rPr>
+            </w:pPr>
+            <w:r>
+              <w:rPr>
+                <w:rFonts w:ascii="TH Sarabun New" w:hAnsi="TH Sarabun New" w:cs="TH Sarabun New"/>
+                <w:b/>
+                <w:bCs/>
+                <w:sz w:val="28"/>
+                <w:cs/>
+              </w:rPr>
+              <w:t xml:space="preserve">ครั้งที่ </w:t>
+            </w:r>
+            <w:r>
+              <w:rPr>
+                <w:rFonts w:ascii="TH Sarabun New" w:hAnsi="TH Sarabun New" w:cs="TH Sarabun New" w:hint="cs"/>
+                <w:b/>
+                <w:bCs/>
+                <w:sz w:val="28"/>
+                <w:cs/>
+              </w:rPr>
+              <w:t>2</w:t>
+            </w:r>
+          </w:p>
+        </w:tc>
+      </w:tr>
+    </w:tbl>
+    <w:p>
+      <w:pPr>
+        <w:autoSpaceDE w:val="0"/>
+        <w:autoSpaceDN w:val="0"/>
+        <w:adjustRightInd w:val="0"/>
+        <w:spacing w:line="276" w:lineRule="auto"/>
+        <w:jc w:val="both"/>
+        <w:rPr>
+          <w:rFonts w:ascii="TH Sarabun New" w:hAnsi="TH Sarabun New" w:cs="TH Sarabun New"/>
+          <w:sz w:val="28"/>
+        </w:rPr>
+      </w:pPr>
+    </w:p>
+    <w:p>
+      <w:pPr>
+        <w:rPr>
+          <w:rFonts w:ascii="TH Sarabun New" w:hAnsi="TH Sarabun New" w:cs="TH Sarabun New"/>
+          <w:b/>
+          <w:bCs/>
+          <w:sz w:val="28"/>
+        </w:rPr>
+      </w:pPr>
+    </w:p>
+    <w:p>
+      <w:pPr>
+        <w:rPr>
+          <w:rFonts w:ascii="TH Sarabun New" w:hAnsi="TH Sarabun New" w:cs="TH Sarabun New"/>
+          <w:b/>
+          <w:bCs/>
+          <w:sz w:val="28"/>
+        </w:rPr>
+      </w:pPr>
+    </w:p>
+    <w:tbl>
+      <w:tblPr>
+        <w:tblW w:w="11057" w:type="dxa"/>
+        <w:tblInd w:w="-856" w:type="dxa"/>
         <w:tblBorders>
           <w:top w:val="single" w:sz="4" w:space="0" w:color="auto"/>
           <w:left w:val="single" w:sz="4" w:space="0" w:color="auto"/>
@@ -892,17 +280,17 @@
         <w:tblLook w:val="04A0" w:firstRow="1" w:lastRow="0" w:firstColumn="1" w:lastColumn="0" w:noHBand="0" w:noVBand="1"/>
       </w:tblPr>
       <w:tblGrid>
-        <w:gridCol w:w="4820"/>
-        <w:gridCol w:w="992"/>
-        <w:gridCol w:w="1276"/>
-        <w:gridCol w:w="1134"/>
-        <w:gridCol w:w="992"/>
-        <w:gridCol w:w="992"/>
+        <w:gridCol w:w="8222"/>
+        <w:gridCol w:w="567"/>
+        <w:gridCol w:w="567"/>
+        <w:gridCol w:w="567"/>
+        <w:gridCol w:w="567"/>
+        <w:gridCol w:w="567"/>
       </w:tblGrid>
       <w:tr>
         <w:tc>
           <w:tcPr>
-            <w:tcW w:w="4820" w:type="dxa"/>
+            <w:tcW w:w="8222" w:type="dxa"/>
             <w:tcBorders>
               <w:bottom w:val="single" w:sz="4" w:space="0" w:color="auto"/>
             </w:tcBorders>
@@ -932,7 +320,7 @@
         </w:tc>
         <w:tc>
           <w:tcPr>
-            <w:tcW w:w="992" w:type="dxa"/>
+            <w:tcW w:w="567" w:type="dxa"/>
             <w:tcBorders>
               <w:bottom w:val="single" w:sz="4" w:space="0" w:color="auto"/>
             </w:tcBorders>
@@ -961,7 +349,7 @@
         </w:tc>
         <w:tc>
           <w:tcPr>
-            <w:tcW w:w="1276" w:type="dxa"/>
+            <w:tcW w:w="567" w:type="dxa"/>
             <w:tcBorders>
               <w:bottom w:val="single" w:sz="4" w:space="0" w:color="auto"/>
             </w:tcBorders>
@@ -990,7 +378,7 @@
         </w:tc>
         <w:tc>
           <w:tcPr>
-            <w:tcW w:w="1134" w:type="dxa"/>
+            <w:tcW w:w="567" w:type="dxa"/>
             <w:tcBorders>
               <w:bottom w:val="single" w:sz="4" w:space="0" w:color="auto"/>
             </w:tcBorders>
@@ -1019,7 +407,7 @@
         </w:tc>
         <w:tc>
           <w:tcPr>
-            <w:tcW w:w="992" w:type="dxa"/>
+            <w:tcW w:w="567" w:type="dxa"/>
             <w:tcBorders>
               <w:bottom w:val="single" w:sz="4" w:space="0" w:color="auto"/>
             </w:tcBorders>
@@ -1048,7 +436,7 @@
         </w:tc>
         <w:tc>
           <w:tcPr>
-            <w:tcW w:w="992" w:type="dxa"/>
+            <w:tcW w:w="567" w:type="dxa"/>
             <w:tcBorders>
               <w:bottom w:val="single" w:sz="4" w:space="0" w:color="auto"/>
             </w:tcBorders>
@@ -1079,7 +467,7 @@
       <w:tr>
         <w:tc>
           <w:tcPr>
-            <w:tcW w:w="4820" w:type="dxa"/>
+            <w:tcW w:w="8222" w:type="dxa"/>
             <w:tcBorders>
               <w:bottom w:val="nil"/>
             </w:tcBorders>
@@ -1114,7 +502,7 @@
         </w:tc>
         <w:tc>
           <w:tcPr>
-            <w:tcW w:w="992" w:type="dxa"/>
+            <w:tcW w:w="567" w:type="dxa"/>
             <w:tcBorders>
               <w:bottom w:val="nil"/>
             </w:tcBorders>
@@ -1131,7 +519,7 @@
         </w:tc>
         <w:tc>
           <w:tcPr>
-            <w:tcW w:w="1276" w:type="dxa"/>
+            <w:tcW w:w="567" w:type="dxa"/>
             <w:tcBorders>
               <w:bottom w:val="nil"/>
             </w:tcBorders>
@@ -1148,7 +536,7 @@
         </w:tc>
         <w:tc>
           <w:tcPr>
-            <w:tcW w:w="1134" w:type="dxa"/>
+            <w:tcW w:w="567" w:type="dxa"/>
             <w:tcBorders>
               <w:bottom w:val="nil"/>
             </w:tcBorders>
@@ -1165,7 +553,7 @@
         </w:tc>
         <w:tc>
           <w:tcPr>
-            <w:tcW w:w="992" w:type="dxa"/>
+            <w:tcW w:w="567" w:type="dxa"/>
             <w:tcBorders>
               <w:bottom w:val="nil"/>
             </w:tcBorders>
@@ -1182,7 +570,7 @@
         </w:tc>
         <w:tc>
           <w:tcPr>
-            <w:tcW w:w="992" w:type="dxa"/>
+            <w:tcW w:w="567" w:type="dxa"/>
             <w:tcBorders>
               <w:bottom w:val="nil"/>
             </w:tcBorders>
@@ -1201,7 +589,7 @@
       <w:tr>
         <w:tc>
           <w:tcPr>
-            <w:tcW w:w="4820" w:type="dxa"/>
+            <w:tcW w:w="8222" w:type="dxa"/>
             <w:tcBorders>
               <w:top w:val="single" w:sz="4" w:space="0" w:color="auto"/>
               <w:bottom w:val="single" w:sz="4" w:space="0" w:color="auto"/>
@@ -1237,87 +625,87 @@
         </w:tc>
         <w:tc>
           <w:tcPr>
-            <w:tcW w:w="992" w:type="dxa"/>
-            <w:tcBorders>
-              <w:top w:val="dotted" w:sz="4" w:space="0" w:color="auto"/>
-              <w:left w:val="single" w:sz="4" w:space="0" w:color="auto"/>
-              <w:bottom w:val="dotted" w:sz="4" w:space="0" w:color="auto"/>
-              <w:right w:val="single" w:sz="4" w:space="0" w:color="auto"/>
-            </w:tcBorders>
-            <w:shd w:val="clear" w:color="auto" w:fill="auto"/>
-          </w:tcPr>
-          <w:p>
-            <w:pPr>
-              <w:rPr>
-                <w:rFonts w:ascii="TH Sarabun New" w:hAnsi="TH Sarabun New" w:cs="TH Sarabun New"/>
-                <w:sz w:val="28"/>
-              </w:rPr>
-            </w:pPr>
-          </w:p>
-        </w:tc>
-        <w:tc>
-          <w:tcPr>
-            <w:tcW w:w="1276" w:type="dxa"/>
-            <w:tcBorders>
-              <w:top w:val="dotted" w:sz="4" w:space="0" w:color="auto"/>
-              <w:left w:val="single" w:sz="4" w:space="0" w:color="auto"/>
-              <w:bottom w:val="dotted" w:sz="4" w:space="0" w:color="auto"/>
-              <w:right w:val="single" w:sz="4" w:space="0" w:color="auto"/>
-            </w:tcBorders>
-            <w:shd w:val="clear" w:color="auto" w:fill="auto"/>
-          </w:tcPr>
-          <w:p>
-            <w:pPr>
-              <w:rPr>
-                <w:rFonts w:ascii="TH Sarabun New" w:hAnsi="TH Sarabun New" w:cs="TH Sarabun New"/>
-                <w:sz w:val="28"/>
-              </w:rPr>
-            </w:pPr>
-          </w:p>
-        </w:tc>
-        <w:tc>
-          <w:tcPr>
-            <w:tcW w:w="1134" w:type="dxa"/>
-            <w:tcBorders>
-              <w:top w:val="dotted" w:sz="4" w:space="0" w:color="auto"/>
-              <w:left w:val="single" w:sz="4" w:space="0" w:color="auto"/>
-              <w:bottom w:val="dotted" w:sz="4" w:space="0" w:color="auto"/>
-              <w:right w:val="single" w:sz="4" w:space="0" w:color="auto"/>
-            </w:tcBorders>
-            <w:shd w:val="clear" w:color="auto" w:fill="auto"/>
-          </w:tcPr>
-          <w:p>
-            <w:pPr>
-              <w:rPr>
-                <w:rFonts w:ascii="TH Sarabun New" w:hAnsi="TH Sarabun New" w:cs="TH Sarabun New"/>
-                <w:sz w:val="28"/>
-              </w:rPr>
-            </w:pPr>
-          </w:p>
-        </w:tc>
-        <w:tc>
-          <w:tcPr>
-            <w:tcW w:w="992" w:type="dxa"/>
-            <w:tcBorders>
-              <w:top w:val="dotted" w:sz="4" w:space="0" w:color="auto"/>
-              <w:left w:val="single" w:sz="4" w:space="0" w:color="auto"/>
-              <w:bottom w:val="dotted" w:sz="4" w:space="0" w:color="auto"/>
-              <w:right w:val="single" w:sz="4" w:space="0" w:color="auto"/>
-            </w:tcBorders>
-            <w:shd w:val="clear" w:color="auto" w:fill="auto"/>
-          </w:tcPr>
-          <w:p>
-            <w:pPr>
-              <w:rPr>
-                <w:rFonts w:ascii="TH Sarabun New" w:hAnsi="TH Sarabun New" w:cs="TH Sarabun New"/>
-                <w:sz w:val="28"/>
-              </w:rPr>
-            </w:pPr>
-          </w:p>
-        </w:tc>
-        <w:tc>
-          <w:tcPr>
-            <w:tcW w:w="992" w:type="dxa"/>
+            <w:tcW w:w="567" w:type="dxa"/>
+            <w:tcBorders>
+              <w:top w:val="dotted" w:sz="4" w:space="0" w:color="auto"/>
+              <w:left w:val="single" w:sz="4" w:space="0" w:color="auto"/>
+              <w:bottom w:val="dotted" w:sz="4" w:space="0" w:color="auto"/>
+              <w:right w:val="single" w:sz="4" w:space="0" w:color="auto"/>
+            </w:tcBorders>
+            <w:shd w:val="clear" w:color="auto" w:fill="auto"/>
+          </w:tcPr>
+          <w:p>
+            <w:pPr>
+              <w:rPr>
+                <w:rFonts w:ascii="TH Sarabun New" w:hAnsi="TH Sarabun New" w:cs="TH Sarabun New"/>
+                <w:sz w:val="28"/>
+              </w:rPr>
+            </w:pPr>
+          </w:p>
+        </w:tc>
+        <w:tc>
+          <w:tcPr>
+            <w:tcW w:w="567" w:type="dxa"/>
+            <w:tcBorders>
+              <w:top w:val="dotted" w:sz="4" w:space="0" w:color="auto"/>
+              <w:left w:val="single" w:sz="4" w:space="0" w:color="auto"/>
+              <w:bottom w:val="dotted" w:sz="4" w:space="0" w:color="auto"/>
+              <w:right w:val="single" w:sz="4" w:space="0" w:color="auto"/>
+            </w:tcBorders>
+            <w:shd w:val="clear" w:color="auto" w:fill="auto"/>
+          </w:tcPr>
+          <w:p>
+            <w:pPr>
+              <w:rPr>
+                <w:rFonts w:ascii="TH Sarabun New" w:hAnsi="TH Sarabun New" w:cs="TH Sarabun New"/>
+                <w:sz w:val="28"/>
+              </w:rPr>
+            </w:pPr>
+          </w:p>
+        </w:tc>
+        <w:tc>
+          <w:tcPr>
+            <w:tcW w:w="567" w:type="dxa"/>
+            <w:tcBorders>
+              <w:top w:val="dotted" w:sz="4" w:space="0" w:color="auto"/>
+              <w:left w:val="single" w:sz="4" w:space="0" w:color="auto"/>
+              <w:bottom w:val="dotted" w:sz="4" w:space="0" w:color="auto"/>
+              <w:right w:val="single" w:sz="4" w:space="0" w:color="auto"/>
+            </w:tcBorders>
+            <w:shd w:val="clear" w:color="auto" w:fill="auto"/>
+          </w:tcPr>
+          <w:p>
+            <w:pPr>
+              <w:rPr>
+                <w:rFonts w:ascii="TH Sarabun New" w:hAnsi="TH Sarabun New" w:cs="TH Sarabun New"/>
+                <w:sz w:val="28"/>
+              </w:rPr>
+            </w:pPr>
+          </w:p>
+        </w:tc>
+        <w:tc>
+          <w:tcPr>
+            <w:tcW w:w="567" w:type="dxa"/>
+            <w:tcBorders>
+              <w:top w:val="dotted" w:sz="4" w:space="0" w:color="auto"/>
+              <w:left w:val="single" w:sz="4" w:space="0" w:color="auto"/>
+              <w:bottom w:val="dotted" w:sz="4" w:space="0" w:color="auto"/>
+              <w:right w:val="single" w:sz="4" w:space="0" w:color="auto"/>
+            </w:tcBorders>
+            <w:shd w:val="clear" w:color="auto" w:fill="auto"/>
+          </w:tcPr>
+          <w:p>
+            <w:pPr>
+              <w:rPr>
+                <w:rFonts w:ascii="TH Sarabun New" w:hAnsi="TH Sarabun New" w:cs="TH Sarabun New"/>
+                <w:sz w:val="28"/>
+              </w:rPr>
+            </w:pPr>
+          </w:p>
+        </w:tc>
+        <w:tc>
+          <w:tcPr>
+            <w:tcW w:w="567" w:type="dxa"/>
             <w:tcBorders>
               <w:top w:val="dotted" w:sz="4" w:space="0" w:color="auto"/>
               <w:left w:val="single" w:sz="4" w:space="0" w:color="auto"/>
@@ -1339,7 +727,7 @@
       <w:tr>
         <w:tc>
           <w:tcPr>
-            <w:tcW w:w="4820" w:type="dxa"/>
+            <w:tcW w:w="8222" w:type="dxa"/>
             <w:tcBorders>
               <w:top w:val="single" w:sz="4" w:space="0" w:color="auto"/>
               <w:bottom w:val="single" w:sz="4" w:space="0" w:color="auto"/>
@@ -1395,87 +783,87 @@
         </w:tc>
         <w:tc>
           <w:tcPr>
-            <w:tcW w:w="992" w:type="dxa"/>
-            <w:tcBorders>
-              <w:top w:val="dotted" w:sz="4" w:space="0" w:color="auto"/>
-              <w:left w:val="single" w:sz="4" w:space="0" w:color="auto"/>
-              <w:bottom w:val="dotted" w:sz="4" w:space="0" w:color="auto"/>
-              <w:right w:val="single" w:sz="4" w:space="0" w:color="auto"/>
-            </w:tcBorders>
-            <w:shd w:val="clear" w:color="auto" w:fill="auto"/>
-          </w:tcPr>
-          <w:p>
-            <w:pPr>
-              <w:rPr>
-                <w:rFonts w:ascii="TH Sarabun New" w:hAnsi="TH Sarabun New" w:cs="TH Sarabun New"/>
-                <w:sz w:val="28"/>
-              </w:rPr>
-            </w:pPr>
-          </w:p>
-        </w:tc>
-        <w:tc>
-          <w:tcPr>
-            <w:tcW w:w="1276" w:type="dxa"/>
-            <w:tcBorders>
-              <w:top w:val="dotted" w:sz="4" w:space="0" w:color="auto"/>
-              <w:left w:val="single" w:sz="4" w:space="0" w:color="auto"/>
-              <w:bottom w:val="dotted" w:sz="4" w:space="0" w:color="auto"/>
-              <w:right w:val="single" w:sz="4" w:space="0" w:color="auto"/>
-            </w:tcBorders>
-            <w:shd w:val="clear" w:color="auto" w:fill="auto"/>
-          </w:tcPr>
-          <w:p>
-            <w:pPr>
-              <w:rPr>
-                <w:rFonts w:ascii="TH Sarabun New" w:hAnsi="TH Sarabun New" w:cs="TH Sarabun New"/>
-                <w:sz w:val="28"/>
-              </w:rPr>
-            </w:pPr>
-          </w:p>
-        </w:tc>
-        <w:tc>
-          <w:tcPr>
-            <w:tcW w:w="1134" w:type="dxa"/>
-            <w:tcBorders>
-              <w:top w:val="dotted" w:sz="4" w:space="0" w:color="auto"/>
-              <w:left w:val="single" w:sz="4" w:space="0" w:color="auto"/>
-              <w:bottom w:val="dotted" w:sz="4" w:space="0" w:color="auto"/>
-              <w:right w:val="single" w:sz="4" w:space="0" w:color="auto"/>
-            </w:tcBorders>
-            <w:shd w:val="clear" w:color="auto" w:fill="auto"/>
-          </w:tcPr>
-          <w:p>
-            <w:pPr>
-              <w:rPr>
-                <w:rFonts w:ascii="TH Sarabun New" w:hAnsi="TH Sarabun New" w:cs="TH Sarabun New"/>
-                <w:sz w:val="28"/>
-              </w:rPr>
-            </w:pPr>
-          </w:p>
-        </w:tc>
-        <w:tc>
-          <w:tcPr>
-            <w:tcW w:w="992" w:type="dxa"/>
-            <w:tcBorders>
-              <w:top w:val="dotted" w:sz="4" w:space="0" w:color="auto"/>
-              <w:left w:val="single" w:sz="4" w:space="0" w:color="auto"/>
-              <w:bottom w:val="dotted" w:sz="4" w:space="0" w:color="auto"/>
-              <w:right w:val="single" w:sz="4" w:space="0" w:color="auto"/>
-            </w:tcBorders>
-            <w:shd w:val="clear" w:color="auto" w:fill="auto"/>
-          </w:tcPr>
-          <w:p>
-            <w:pPr>
-              <w:rPr>
-                <w:rFonts w:ascii="TH Sarabun New" w:hAnsi="TH Sarabun New" w:cs="TH Sarabun New"/>
-                <w:sz w:val="28"/>
-              </w:rPr>
-            </w:pPr>
-          </w:p>
-        </w:tc>
-        <w:tc>
-          <w:tcPr>
-            <w:tcW w:w="992" w:type="dxa"/>
+            <w:tcW w:w="567" w:type="dxa"/>
+            <w:tcBorders>
+              <w:top w:val="dotted" w:sz="4" w:space="0" w:color="auto"/>
+              <w:left w:val="single" w:sz="4" w:space="0" w:color="auto"/>
+              <w:bottom w:val="dotted" w:sz="4" w:space="0" w:color="auto"/>
+              <w:right w:val="single" w:sz="4" w:space="0" w:color="auto"/>
+            </w:tcBorders>
+            <w:shd w:val="clear" w:color="auto" w:fill="auto"/>
+          </w:tcPr>
+          <w:p>
+            <w:pPr>
+              <w:rPr>
+                <w:rFonts w:ascii="TH Sarabun New" w:hAnsi="TH Sarabun New" w:cs="TH Sarabun New"/>
+                <w:sz w:val="28"/>
+              </w:rPr>
+            </w:pPr>
+          </w:p>
+        </w:tc>
+        <w:tc>
+          <w:tcPr>
+            <w:tcW w:w="567" w:type="dxa"/>
+            <w:tcBorders>
+              <w:top w:val="dotted" w:sz="4" w:space="0" w:color="auto"/>
+              <w:left w:val="single" w:sz="4" w:space="0" w:color="auto"/>
+              <w:bottom w:val="dotted" w:sz="4" w:space="0" w:color="auto"/>
+              <w:right w:val="single" w:sz="4" w:space="0" w:color="auto"/>
+            </w:tcBorders>
+            <w:shd w:val="clear" w:color="auto" w:fill="auto"/>
+          </w:tcPr>
+          <w:p>
+            <w:pPr>
+              <w:rPr>
+                <w:rFonts w:ascii="TH Sarabun New" w:hAnsi="TH Sarabun New" w:cs="TH Sarabun New"/>
+                <w:sz w:val="28"/>
+              </w:rPr>
+            </w:pPr>
+          </w:p>
+        </w:tc>
+        <w:tc>
+          <w:tcPr>
+            <w:tcW w:w="567" w:type="dxa"/>
+            <w:tcBorders>
+              <w:top w:val="dotted" w:sz="4" w:space="0" w:color="auto"/>
+              <w:left w:val="single" w:sz="4" w:space="0" w:color="auto"/>
+              <w:bottom w:val="dotted" w:sz="4" w:space="0" w:color="auto"/>
+              <w:right w:val="single" w:sz="4" w:space="0" w:color="auto"/>
+            </w:tcBorders>
+            <w:shd w:val="clear" w:color="auto" w:fill="auto"/>
+          </w:tcPr>
+          <w:p>
+            <w:pPr>
+              <w:rPr>
+                <w:rFonts w:ascii="TH Sarabun New" w:hAnsi="TH Sarabun New" w:cs="TH Sarabun New"/>
+                <w:sz w:val="28"/>
+              </w:rPr>
+            </w:pPr>
+          </w:p>
+        </w:tc>
+        <w:tc>
+          <w:tcPr>
+            <w:tcW w:w="567" w:type="dxa"/>
+            <w:tcBorders>
+              <w:top w:val="dotted" w:sz="4" w:space="0" w:color="auto"/>
+              <w:left w:val="single" w:sz="4" w:space="0" w:color="auto"/>
+              <w:bottom w:val="dotted" w:sz="4" w:space="0" w:color="auto"/>
+              <w:right w:val="single" w:sz="4" w:space="0" w:color="auto"/>
+            </w:tcBorders>
+            <w:shd w:val="clear" w:color="auto" w:fill="auto"/>
+          </w:tcPr>
+          <w:p>
+            <w:pPr>
+              <w:rPr>
+                <w:rFonts w:ascii="TH Sarabun New" w:hAnsi="TH Sarabun New" w:cs="TH Sarabun New"/>
+                <w:sz w:val="28"/>
+              </w:rPr>
+            </w:pPr>
+          </w:p>
+        </w:tc>
+        <w:tc>
+          <w:tcPr>
+            <w:tcW w:w="567" w:type="dxa"/>
             <w:tcBorders>
               <w:top w:val="dotted" w:sz="4" w:space="0" w:color="auto"/>
               <w:left w:val="single" w:sz="4" w:space="0" w:color="auto"/>
@@ -1497,7 +885,7 @@
       <w:tr>
         <w:tc>
           <w:tcPr>
-            <w:tcW w:w="4820" w:type="dxa"/>
+            <w:tcW w:w="8222" w:type="dxa"/>
             <w:tcBorders>
               <w:top w:val="single" w:sz="4" w:space="0" w:color="auto"/>
               <w:bottom w:val="single" w:sz="4" w:space="0" w:color="auto"/>
@@ -1575,87 +963,87 @@
         </w:tc>
         <w:tc>
           <w:tcPr>
-            <w:tcW w:w="992" w:type="dxa"/>
-            <w:tcBorders>
-              <w:top w:val="dotted" w:sz="4" w:space="0" w:color="auto"/>
-              <w:left w:val="single" w:sz="4" w:space="0" w:color="auto"/>
-              <w:bottom w:val="dotted" w:sz="4" w:space="0" w:color="auto"/>
-              <w:right w:val="single" w:sz="4" w:space="0" w:color="auto"/>
-            </w:tcBorders>
-            <w:shd w:val="clear" w:color="auto" w:fill="auto"/>
-          </w:tcPr>
-          <w:p>
-            <w:pPr>
-              <w:rPr>
-                <w:rFonts w:ascii="TH Sarabun New" w:hAnsi="TH Sarabun New" w:cs="TH Sarabun New"/>
-                <w:sz w:val="28"/>
-              </w:rPr>
-            </w:pPr>
-          </w:p>
-        </w:tc>
-        <w:tc>
-          <w:tcPr>
-            <w:tcW w:w="1276" w:type="dxa"/>
-            <w:tcBorders>
-              <w:top w:val="dotted" w:sz="4" w:space="0" w:color="auto"/>
-              <w:left w:val="single" w:sz="4" w:space="0" w:color="auto"/>
-              <w:bottom w:val="dotted" w:sz="4" w:space="0" w:color="auto"/>
-              <w:right w:val="single" w:sz="4" w:space="0" w:color="auto"/>
-            </w:tcBorders>
-            <w:shd w:val="clear" w:color="auto" w:fill="auto"/>
-          </w:tcPr>
-          <w:p>
-            <w:pPr>
-              <w:rPr>
-                <w:rFonts w:ascii="TH Sarabun New" w:hAnsi="TH Sarabun New" w:cs="TH Sarabun New"/>
-                <w:sz w:val="28"/>
-              </w:rPr>
-            </w:pPr>
-          </w:p>
-        </w:tc>
-        <w:tc>
-          <w:tcPr>
-            <w:tcW w:w="1134" w:type="dxa"/>
-            <w:tcBorders>
-              <w:top w:val="dotted" w:sz="4" w:space="0" w:color="auto"/>
-              <w:left w:val="single" w:sz="4" w:space="0" w:color="auto"/>
-              <w:bottom w:val="dotted" w:sz="4" w:space="0" w:color="auto"/>
-              <w:right w:val="single" w:sz="4" w:space="0" w:color="auto"/>
-            </w:tcBorders>
-            <w:shd w:val="clear" w:color="auto" w:fill="auto"/>
-          </w:tcPr>
-          <w:p>
-            <w:pPr>
-              <w:rPr>
-                <w:rFonts w:ascii="TH Sarabun New" w:hAnsi="TH Sarabun New" w:cs="TH Sarabun New"/>
-                <w:sz w:val="28"/>
-              </w:rPr>
-            </w:pPr>
-          </w:p>
-        </w:tc>
-        <w:tc>
-          <w:tcPr>
-            <w:tcW w:w="992" w:type="dxa"/>
-            <w:tcBorders>
-              <w:top w:val="dotted" w:sz="4" w:space="0" w:color="auto"/>
-              <w:left w:val="single" w:sz="4" w:space="0" w:color="auto"/>
-              <w:bottom w:val="dotted" w:sz="4" w:space="0" w:color="auto"/>
-              <w:right w:val="single" w:sz="4" w:space="0" w:color="auto"/>
-            </w:tcBorders>
-            <w:shd w:val="clear" w:color="auto" w:fill="auto"/>
-          </w:tcPr>
-          <w:p>
-            <w:pPr>
-              <w:rPr>
-                <w:rFonts w:ascii="TH Sarabun New" w:hAnsi="TH Sarabun New" w:cs="TH Sarabun New"/>
-                <w:sz w:val="28"/>
-              </w:rPr>
-            </w:pPr>
-          </w:p>
-        </w:tc>
-        <w:tc>
-          <w:tcPr>
-            <w:tcW w:w="992" w:type="dxa"/>
+            <w:tcW w:w="567" w:type="dxa"/>
+            <w:tcBorders>
+              <w:top w:val="dotted" w:sz="4" w:space="0" w:color="auto"/>
+              <w:left w:val="single" w:sz="4" w:space="0" w:color="auto"/>
+              <w:bottom w:val="dotted" w:sz="4" w:space="0" w:color="auto"/>
+              <w:right w:val="single" w:sz="4" w:space="0" w:color="auto"/>
+            </w:tcBorders>
+            <w:shd w:val="clear" w:color="auto" w:fill="auto"/>
+          </w:tcPr>
+          <w:p>
+            <w:pPr>
+              <w:rPr>
+                <w:rFonts w:ascii="TH Sarabun New" w:hAnsi="TH Sarabun New" w:cs="TH Sarabun New"/>
+                <w:sz w:val="28"/>
+              </w:rPr>
+            </w:pPr>
+          </w:p>
+        </w:tc>
+        <w:tc>
+          <w:tcPr>
+            <w:tcW w:w="567" w:type="dxa"/>
+            <w:tcBorders>
+              <w:top w:val="dotted" w:sz="4" w:space="0" w:color="auto"/>
+              <w:left w:val="single" w:sz="4" w:space="0" w:color="auto"/>
+              <w:bottom w:val="dotted" w:sz="4" w:space="0" w:color="auto"/>
+              <w:right w:val="single" w:sz="4" w:space="0" w:color="auto"/>
+            </w:tcBorders>
+            <w:shd w:val="clear" w:color="auto" w:fill="auto"/>
+          </w:tcPr>
+          <w:p>
+            <w:pPr>
+              <w:rPr>
+                <w:rFonts w:ascii="TH Sarabun New" w:hAnsi="TH Sarabun New" w:cs="TH Sarabun New"/>
+                <w:sz w:val="28"/>
+              </w:rPr>
+            </w:pPr>
+          </w:p>
+        </w:tc>
+        <w:tc>
+          <w:tcPr>
+            <w:tcW w:w="567" w:type="dxa"/>
+            <w:tcBorders>
+              <w:top w:val="dotted" w:sz="4" w:space="0" w:color="auto"/>
+              <w:left w:val="single" w:sz="4" w:space="0" w:color="auto"/>
+              <w:bottom w:val="dotted" w:sz="4" w:space="0" w:color="auto"/>
+              <w:right w:val="single" w:sz="4" w:space="0" w:color="auto"/>
+            </w:tcBorders>
+            <w:shd w:val="clear" w:color="auto" w:fill="auto"/>
+          </w:tcPr>
+          <w:p>
+            <w:pPr>
+              <w:rPr>
+                <w:rFonts w:ascii="TH Sarabun New" w:hAnsi="TH Sarabun New" w:cs="TH Sarabun New"/>
+                <w:sz w:val="28"/>
+              </w:rPr>
+            </w:pPr>
+          </w:p>
+        </w:tc>
+        <w:tc>
+          <w:tcPr>
+            <w:tcW w:w="567" w:type="dxa"/>
+            <w:tcBorders>
+              <w:top w:val="dotted" w:sz="4" w:space="0" w:color="auto"/>
+              <w:left w:val="single" w:sz="4" w:space="0" w:color="auto"/>
+              <w:bottom w:val="dotted" w:sz="4" w:space="0" w:color="auto"/>
+              <w:right w:val="single" w:sz="4" w:space="0" w:color="auto"/>
+            </w:tcBorders>
+            <w:shd w:val="clear" w:color="auto" w:fill="auto"/>
+          </w:tcPr>
+          <w:p>
+            <w:pPr>
+              <w:rPr>
+                <w:rFonts w:ascii="TH Sarabun New" w:hAnsi="TH Sarabun New" w:cs="TH Sarabun New"/>
+                <w:sz w:val="28"/>
+              </w:rPr>
+            </w:pPr>
+          </w:p>
+        </w:tc>
+        <w:tc>
+          <w:tcPr>
+            <w:tcW w:w="567" w:type="dxa"/>
             <w:tcBorders>
               <w:top w:val="dotted" w:sz="4" w:space="0" w:color="auto"/>
               <w:left w:val="single" w:sz="4" w:space="0" w:color="auto"/>
@@ -1677,7 +1065,7 @@
       <w:tr>
         <w:tc>
           <w:tcPr>
-            <w:tcW w:w="4820" w:type="dxa"/>
+            <w:tcW w:w="8222" w:type="dxa"/>
             <w:tcBorders>
               <w:top w:val="single" w:sz="4" w:space="0" w:color="auto"/>
               <w:bottom w:val="single" w:sz="4" w:space="0" w:color="auto"/>
@@ -1749,87 +1137,87 @@
         </w:tc>
         <w:tc>
           <w:tcPr>
-            <w:tcW w:w="992" w:type="dxa"/>
-            <w:tcBorders>
-              <w:top w:val="dotted" w:sz="4" w:space="0" w:color="auto"/>
-              <w:left w:val="single" w:sz="4" w:space="0" w:color="auto"/>
-              <w:bottom w:val="dotted" w:sz="4" w:space="0" w:color="auto"/>
-              <w:right w:val="single" w:sz="4" w:space="0" w:color="auto"/>
-            </w:tcBorders>
-            <w:shd w:val="clear" w:color="auto" w:fill="auto"/>
-          </w:tcPr>
-          <w:p>
-            <w:pPr>
-              <w:rPr>
-                <w:rFonts w:ascii="TH Sarabun New" w:hAnsi="TH Sarabun New" w:cs="TH Sarabun New"/>
-                <w:sz w:val="28"/>
-              </w:rPr>
-            </w:pPr>
-          </w:p>
-        </w:tc>
-        <w:tc>
-          <w:tcPr>
-            <w:tcW w:w="1276" w:type="dxa"/>
-            <w:tcBorders>
-              <w:top w:val="dotted" w:sz="4" w:space="0" w:color="auto"/>
-              <w:left w:val="single" w:sz="4" w:space="0" w:color="auto"/>
-              <w:bottom w:val="dotted" w:sz="4" w:space="0" w:color="auto"/>
-              <w:right w:val="single" w:sz="4" w:space="0" w:color="auto"/>
-            </w:tcBorders>
-            <w:shd w:val="clear" w:color="auto" w:fill="auto"/>
-          </w:tcPr>
-          <w:p>
-            <w:pPr>
-              <w:rPr>
-                <w:rFonts w:ascii="TH Sarabun New" w:hAnsi="TH Sarabun New" w:cs="TH Sarabun New"/>
-                <w:sz w:val="28"/>
-              </w:rPr>
-            </w:pPr>
-          </w:p>
-        </w:tc>
-        <w:tc>
-          <w:tcPr>
-            <w:tcW w:w="1134" w:type="dxa"/>
-            <w:tcBorders>
-              <w:top w:val="dotted" w:sz="4" w:space="0" w:color="auto"/>
-              <w:left w:val="single" w:sz="4" w:space="0" w:color="auto"/>
-              <w:bottom w:val="dotted" w:sz="4" w:space="0" w:color="auto"/>
-              <w:right w:val="single" w:sz="4" w:space="0" w:color="auto"/>
-            </w:tcBorders>
-            <w:shd w:val="clear" w:color="auto" w:fill="auto"/>
-          </w:tcPr>
-          <w:p>
-            <w:pPr>
-              <w:rPr>
-                <w:rFonts w:ascii="TH Sarabun New" w:hAnsi="TH Sarabun New" w:cs="TH Sarabun New"/>
-                <w:sz w:val="28"/>
-              </w:rPr>
-            </w:pPr>
-          </w:p>
-        </w:tc>
-        <w:tc>
-          <w:tcPr>
-            <w:tcW w:w="992" w:type="dxa"/>
-            <w:tcBorders>
-              <w:top w:val="dotted" w:sz="4" w:space="0" w:color="auto"/>
-              <w:left w:val="single" w:sz="4" w:space="0" w:color="auto"/>
-              <w:bottom w:val="dotted" w:sz="4" w:space="0" w:color="auto"/>
-              <w:right w:val="single" w:sz="4" w:space="0" w:color="auto"/>
-            </w:tcBorders>
-            <w:shd w:val="clear" w:color="auto" w:fill="auto"/>
-          </w:tcPr>
-          <w:p>
-            <w:pPr>
-              <w:rPr>
-                <w:rFonts w:ascii="TH Sarabun New" w:hAnsi="TH Sarabun New" w:cs="TH Sarabun New"/>
-                <w:sz w:val="28"/>
-              </w:rPr>
-            </w:pPr>
-          </w:p>
-        </w:tc>
-        <w:tc>
-          <w:tcPr>
-            <w:tcW w:w="992" w:type="dxa"/>
+            <w:tcW w:w="567" w:type="dxa"/>
+            <w:tcBorders>
+              <w:top w:val="dotted" w:sz="4" w:space="0" w:color="auto"/>
+              <w:left w:val="single" w:sz="4" w:space="0" w:color="auto"/>
+              <w:bottom w:val="dotted" w:sz="4" w:space="0" w:color="auto"/>
+              <w:right w:val="single" w:sz="4" w:space="0" w:color="auto"/>
+            </w:tcBorders>
+            <w:shd w:val="clear" w:color="auto" w:fill="auto"/>
+          </w:tcPr>
+          <w:p>
+            <w:pPr>
+              <w:rPr>
+                <w:rFonts w:ascii="TH Sarabun New" w:hAnsi="TH Sarabun New" w:cs="TH Sarabun New"/>
+                <w:sz w:val="28"/>
+              </w:rPr>
+            </w:pPr>
+          </w:p>
+        </w:tc>
+        <w:tc>
+          <w:tcPr>
+            <w:tcW w:w="567" w:type="dxa"/>
+            <w:tcBorders>
+              <w:top w:val="dotted" w:sz="4" w:space="0" w:color="auto"/>
+              <w:left w:val="single" w:sz="4" w:space="0" w:color="auto"/>
+              <w:bottom w:val="dotted" w:sz="4" w:space="0" w:color="auto"/>
+              <w:right w:val="single" w:sz="4" w:space="0" w:color="auto"/>
+            </w:tcBorders>
+            <w:shd w:val="clear" w:color="auto" w:fill="auto"/>
+          </w:tcPr>
+          <w:p>
+            <w:pPr>
+              <w:rPr>
+                <w:rFonts w:ascii="TH Sarabun New" w:hAnsi="TH Sarabun New" w:cs="TH Sarabun New"/>
+                <w:sz w:val="28"/>
+              </w:rPr>
+            </w:pPr>
+          </w:p>
+        </w:tc>
+        <w:tc>
+          <w:tcPr>
+            <w:tcW w:w="567" w:type="dxa"/>
+            <w:tcBorders>
+              <w:top w:val="dotted" w:sz="4" w:space="0" w:color="auto"/>
+              <w:left w:val="single" w:sz="4" w:space="0" w:color="auto"/>
+              <w:bottom w:val="dotted" w:sz="4" w:space="0" w:color="auto"/>
+              <w:right w:val="single" w:sz="4" w:space="0" w:color="auto"/>
+            </w:tcBorders>
+            <w:shd w:val="clear" w:color="auto" w:fill="auto"/>
+          </w:tcPr>
+          <w:p>
+            <w:pPr>
+              <w:rPr>
+                <w:rFonts w:ascii="TH Sarabun New" w:hAnsi="TH Sarabun New" w:cs="TH Sarabun New"/>
+                <w:sz w:val="28"/>
+              </w:rPr>
+            </w:pPr>
+          </w:p>
+        </w:tc>
+        <w:tc>
+          <w:tcPr>
+            <w:tcW w:w="567" w:type="dxa"/>
+            <w:tcBorders>
+              <w:top w:val="dotted" w:sz="4" w:space="0" w:color="auto"/>
+              <w:left w:val="single" w:sz="4" w:space="0" w:color="auto"/>
+              <w:bottom w:val="dotted" w:sz="4" w:space="0" w:color="auto"/>
+              <w:right w:val="single" w:sz="4" w:space="0" w:color="auto"/>
+            </w:tcBorders>
+            <w:shd w:val="clear" w:color="auto" w:fill="auto"/>
+          </w:tcPr>
+          <w:p>
+            <w:pPr>
+              <w:rPr>
+                <w:rFonts w:ascii="TH Sarabun New" w:hAnsi="TH Sarabun New" w:cs="TH Sarabun New"/>
+                <w:sz w:val="28"/>
+              </w:rPr>
+            </w:pPr>
+          </w:p>
+        </w:tc>
+        <w:tc>
+          <w:tcPr>
+            <w:tcW w:w="567" w:type="dxa"/>
             <w:tcBorders>
               <w:top w:val="dotted" w:sz="4" w:space="0" w:color="auto"/>
               <w:left w:val="single" w:sz="4" w:space="0" w:color="auto"/>
@@ -1851,7 +1239,7 @@
       <w:tr>
         <w:tc>
           <w:tcPr>
-            <w:tcW w:w="4820" w:type="dxa"/>
+            <w:tcW w:w="8222" w:type="dxa"/>
             <w:tcBorders>
               <w:top w:val="single" w:sz="4" w:space="0" w:color="auto"/>
               <w:bottom w:val="single" w:sz="4" w:space="0" w:color="auto"/>
@@ -1888,87 +1276,87 @@
         </w:tc>
         <w:tc>
           <w:tcPr>
-            <w:tcW w:w="992" w:type="dxa"/>
-            <w:tcBorders>
-              <w:top w:val="dotted" w:sz="4" w:space="0" w:color="auto"/>
-              <w:left w:val="single" w:sz="4" w:space="0" w:color="auto"/>
-              <w:bottom w:val="dotted" w:sz="4" w:space="0" w:color="auto"/>
-              <w:right w:val="single" w:sz="4" w:space="0" w:color="auto"/>
-            </w:tcBorders>
-            <w:shd w:val="clear" w:color="auto" w:fill="auto"/>
-          </w:tcPr>
-          <w:p>
-            <w:pPr>
-              <w:rPr>
-                <w:rFonts w:ascii="TH Sarabun New" w:hAnsi="TH Sarabun New" w:cs="TH Sarabun New"/>
-                <w:sz w:val="28"/>
-              </w:rPr>
-            </w:pPr>
-          </w:p>
-        </w:tc>
-        <w:tc>
-          <w:tcPr>
-            <w:tcW w:w="1276" w:type="dxa"/>
-            <w:tcBorders>
-              <w:top w:val="dotted" w:sz="4" w:space="0" w:color="auto"/>
-              <w:left w:val="single" w:sz="4" w:space="0" w:color="auto"/>
-              <w:bottom w:val="dotted" w:sz="4" w:space="0" w:color="auto"/>
-              <w:right w:val="single" w:sz="4" w:space="0" w:color="auto"/>
-            </w:tcBorders>
-            <w:shd w:val="clear" w:color="auto" w:fill="auto"/>
-          </w:tcPr>
-          <w:p>
-            <w:pPr>
-              <w:rPr>
-                <w:rFonts w:ascii="TH Sarabun New" w:hAnsi="TH Sarabun New" w:cs="TH Sarabun New"/>
-                <w:sz w:val="28"/>
-              </w:rPr>
-            </w:pPr>
-          </w:p>
-        </w:tc>
-        <w:tc>
-          <w:tcPr>
-            <w:tcW w:w="1134" w:type="dxa"/>
-            <w:tcBorders>
-              <w:top w:val="dotted" w:sz="4" w:space="0" w:color="auto"/>
-              <w:left w:val="single" w:sz="4" w:space="0" w:color="auto"/>
-              <w:bottom w:val="dotted" w:sz="4" w:space="0" w:color="auto"/>
-              <w:right w:val="single" w:sz="4" w:space="0" w:color="auto"/>
-            </w:tcBorders>
-            <w:shd w:val="clear" w:color="auto" w:fill="auto"/>
-          </w:tcPr>
-          <w:p>
-            <w:pPr>
-              <w:rPr>
-                <w:rFonts w:ascii="TH Sarabun New" w:hAnsi="TH Sarabun New" w:cs="TH Sarabun New"/>
-                <w:sz w:val="28"/>
-              </w:rPr>
-            </w:pPr>
-          </w:p>
-        </w:tc>
-        <w:tc>
-          <w:tcPr>
-            <w:tcW w:w="992" w:type="dxa"/>
-            <w:tcBorders>
-              <w:top w:val="dotted" w:sz="4" w:space="0" w:color="auto"/>
-              <w:left w:val="single" w:sz="4" w:space="0" w:color="auto"/>
-              <w:bottom w:val="dotted" w:sz="4" w:space="0" w:color="auto"/>
-              <w:right w:val="single" w:sz="4" w:space="0" w:color="auto"/>
-            </w:tcBorders>
-            <w:shd w:val="clear" w:color="auto" w:fill="auto"/>
-          </w:tcPr>
-          <w:p>
-            <w:pPr>
-              <w:rPr>
-                <w:rFonts w:ascii="TH Sarabun New" w:hAnsi="TH Sarabun New" w:cs="TH Sarabun New"/>
-                <w:sz w:val="28"/>
-              </w:rPr>
-            </w:pPr>
-          </w:p>
-        </w:tc>
-        <w:tc>
-          <w:tcPr>
-            <w:tcW w:w="992" w:type="dxa"/>
+            <w:tcW w:w="567" w:type="dxa"/>
+            <w:tcBorders>
+              <w:top w:val="dotted" w:sz="4" w:space="0" w:color="auto"/>
+              <w:left w:val="single" w:sz="4" w:space="0" w:color="auto"/>
+              <w:bottom w:val="dotted" w:sz="4" w:space="0" w:color="auto"/>
+              <w:right w:val="single" w:sz="4" w:space="0" w:color="auto"/>
+            </w:tcBorders>
+            <w:shd w:val="clear" w:color="auto" w:fill="auto"/>
+          </w:tcPr>
+          <w:p>
+            <w:pPr>
+              <w:rPr>
+                <w:rFonts w:ascii="TH Sarabun New" w:hAnsi="TH Sarabun New" w:cs="TH Sarabun New"/>
+                <w:sz w:val="28"/>
+              </w:rPr>
+            </w:pPr>
+          </w:p>
+        </w:tc>
+        <w:tc>
+          <w:tcPr>
+            <w:tcW w:w="567" w:type="dxa"/>
+            <w:tcBorders>
+              <w:top w:val="dotted" w:sz="4" w:space="0" w:color="auto"/>
+              <w:left w:val="single" w:sz="4" w:space="0" w:color="auto"/>
+              <w:bottom w:val="dotted" w:sz="4" w:space="0" w:color="auto"/>
+              <w:right w:val="single" w:sz="4" w:space="0" w:color="auto"/>
+            </w:tcBorders>
+            <w:shd w:val="clear" w:color="auto" w:fill="auto"/>
+          </w:tcPr>
+          <w:p>
+            <w:pPr>
+              <w:rPr>
+                <w:rFonts w:ascii="TH Sarabun New" w:hAnsi="TH Sarabun New" w:cs="TH Sarabun New"/>
+                <w:sz w:val="28"/>
+              </w:rPr>
+            </w:pPr>
+          </w:p>
+        </w:tc>
+        <w:tc>
+          <w:tcPr>
+            <w:tcW w:w="567" w:type="dxa"/>
+            <w:tcBorders>
+              <w:top w:val="dotted" w:sz="4" w:space="0" w:color="auto"/>
+              <w:left w:val="single" w:sz="4" w:space="0" w:color="auto"/>
+              <w:bottom w:val="dotted" w:sz="4" w:space="0" w:color="auto"/>
+              <w:right w:val="single" w:sz="4" w:space="0" w:color="auto"/>
+            </w:tcBorders>
+            <w:shd w:val="clear" w:color="auto" w:fill="auto"/>
+          </w:tcPr>
+          <w:p>
+            <w:pPr>
+              <w:rPr>
+                <w:rFonts w:ascii="TH Sarabun New" w:hAnsi="TH Sarabun New" w:cs="TH Sarabun New"/>
+                <w:sz w:val="28"/>
+              </w:rPr>
+            </w:pPr>
+          </w:p>
+        </w:tc>
+        <w:tc>
+          <w:tcPr>
+            <w:tcW w:w="567" w:type="dxa"/>
+            <w:tcBorders>
+              <w:top w:val="dotted" w:sz="4" w:space="0" w:color="auto"/>
+              <w:left w:val="single" w:sz="4" w:space="0" w:color="auto"/>
+              <w:bottom w:val="dotted" w:sz="4" w:space="0" w:color="auto"/>
+              <w:right w:val="single" w:sz="4" w:space="0" w:color="auto"/>
+            </w:tcBorders>
+            <w:shd w:val="clear" w:color="auto" w:fill="auto"/>
+          </w:tcPr>
+          <w:p>
+            <w:pPr>
+              <w:rPr>
+                <w:rFonts w:ascii="TH Sarabun New" w:hAnsi="TH Sarabun New" w:cs="TH Sarabun New"/>
+                <w:sz w:val="28"/>
+              </w:rPr>
+            </w:pPr>
+          </w:p>
+        </w:tc>
+        <w:tc>
+          <w:tcPr>
+            <w:tcW w:w="567" w:type="dxa"/>
             <w:tcBorders>
               <w:top w:val="dotted" w:sz="4" w:space="0" w:color="auto"/>
               <w:left w:val="single" w:sz="4" w:space="0" w:color="auto"/>
@@ -1990,7 +1378,7 @@
       <w:tr>
         <w:tc>
           <w:tcPr>
-            <w:tcW w:w="4820" w:type="dxa"/>
+            <w:tcW w:w="8222" w:type="dxa"/>
             <w:tcBorders>
               <w:top w:val="single" w:sz="4" w:space="0" w:color="auto"/>
               <w:bottom w:val="single" w:sz="4" w:space="0" w:color="auto"/>
@@ -2029,87 +1417,87 @@
         </w:tc>
         <w:tc>
           <w:tcPr>
-            <w:tcW w:w="992" w:type="dxa"/>
-            <w:tcBorders>
-              <w:top w:val="dotted" w:sz="4" w:space="0" w:color="auto"/>
-              <w:left w:val="single" w:sz="4" w:space="0" w:color="auto"/>
-              <w:bottom w:val="dotted" w:sz="4" w:space="0" w:color="auto"/>
-              <w:right w:val="single" w:sz="4" w:space="0" w:color="auto"/>
-            </w:tcBorders>
-            <w:shd w:val="clear" w:color="auto" w:fill="auto"/>
-          </w:tcPr>
-          <w:p>
-            <w:pPr>
-              <w:rPr>
-                <w:rFonts w:ascii="TH Sarabun New" w:hAnsi="TH Sarabun New" w:cs="TH Sarabun New"/>
-                <w:sz w:val="28"/>
-              </w:rPr>
-            </w:pPr>
-          </w:p>
-        </w:tc>
-        <w:tc>
-          <w:tcPr>
-            <w:tcW w:w="1276" w:type="dxa"/>
-            <w:tcBorders>
-              <w:top w:val="dotted" w:sz="4" w:space="0" w:color="auto"/>
-              <w:left w:val="single" w:sz="4" w:space="0" w:color="auto"/>
-              <w:bottom w:val="dotted" w:sz="4" w:space="0" w:color="auto"/>
-              <w:right w:val="single" w:sz="4" w:space="0" w:color="auto"/>
-            </w:tcBorders>
-            <w:shd w:val="clear" w:color="auto" w:fill="auto"/>
-          </w:tcPr>
-          <w:p>
-            <w:pPr>
-              <w:rPr>
-                <w:rFonts w:ascii="TH Sarabun New" w:hAnsi="TH Sarabun New" w:cs="TH Sarabun New"/>
-                <w:sz w:val="28"/>
-              </w:rPr>
-            </w:pPr>
-          </w:p>
-        </w:tc>
-        <w:tc>
-          <w:tcPr>
-            <w:tcW w:w="1134" w:type="dxa"/>
-            <w:tcBorders>
-              <w:top w:val="dotted" w:sz="4" w:space="0" w:color="auto"/>
-              <w:left w:val="single" w:sz="4" w:space="0" w:color="auto"/>
-              <w:bottom w:val="dotted" w:sz="4" w:space="0" w:color="auto"/>
-              <w:right w:val="single" w:sz="4" w:space="0" w:color="auto"/>
-            </w:tcBorders>
-            <w:shd w:val="clear" w:color="auto" w:fill="auto"/>
-          </w:tcPr>
-          <w:p>
-            <w:pPr>
-              <w:rPr>
-                <w:rFonts w:ascii="TH Sarabun New" w:hAnsi="TH Sarabun New" w:cs="TH Sarabun New"/>
-                <w:sz w:val="28"/>
-              </w:rPr>
-            </w:pPr>
-          </w:p>
-        </w:tc>
-        <w:tc>
-          <w:tcPr>
-            <w:tcW w:w="992" w:type="dxa"/>
-            <w:tcBorders>
-              <w:top w:val="dotted" w:sz="4" w:space="0" w:color="auto"/>
-              <w:left w:val="single" w:sz="4" w:space="0" w:color="auto"/>
-              <w:bottom w:val="dotted" w:sz="4" w:space="0" w:color="auto"/>
-              <w:right w:val="single" w:sz="4" w:space="0" w:color="auto"/>
-            </w:tcBorders>
-            <w:shd w:val="clear" w:color="auto" w:fill="auto"/>
-          </w:tcPr>
-          <w:p>
-            <w:pPr>
-              <w:rPr>
-                <w:rFonts w:ascii="TH Sarabun New" w:hAnsi="TH Sarabun New" w:cs="TH Sarabun New"/>
-                <w:sz w:val="28"/>
-              </w:rPr>
-            </w:pPr>
-          </w:p>
-        </w:tc>
-        <w:tc>
-          <w:tcPr>
-            <w:tcW w:w="992" w:type="dxa"/>
+            <w:tcW w:w="567" w:type="dxa"/>
+            <w:tcBorders>
+              <w:top w:val="dotted" w:sz="4" w:space="0" w:color="auto"/>
+              <w:left w:val="single" w:sz="4" w:space="0" w:color="auto"/>
+              <w:bottom w:val="dotted" w:sz="4" w:space="0" w:color="auto"/>
+              <w:right w:val="single" w:sz="4" w:space="0" w:color="auto"/>
+            </w:tcBorders>
+            <w:shd w:val="clear" w:color="auto" w:fill="auto"/>
+          </w:tcPr>
+          <w:p>
+            <w:pPr>
+              <w:rPr>
+                <w:rFonts w:ascii="TH Sarabun New" w:hAnsi="TH Sarabun New" w:cs="TH Sarabun New"/>
+                <w:sz w:val="28"/>
+              </w:rPr>
+            </w:pPr>
+          </w:p>
+        </w:tc>
+        <w:tc>
+          <w:tcPr>
+            <w:tcW w:w="567" w:type="dxa"/>
+            <w:tcBorders>
+              <w:top w:val="dotted" w:sz="4" w:space="0" w:color="auto"/>
+              <w:left w:val="single" w:sz="4" w:space="0" w:color="auto"/>
+              <w:bottom w:val="dotted" w:sz="4" w:space="0" w:color="auto"/>
+              <w:right w:val="single" w:sz="4" w:space="0" w:color="auto"/>
+            </w:tcBorders>
+            <w:shd w:val="clear" w:color="auto" w:fill="auto"/>
+          </w:tcPr>
+          <w:p>
+            <w:pPr>
+              <w:rPr>
+                <w:rFonts w:ascii="TH Sarabun New" w:hAnsi="TH Sarabun New" w:cs="TH Sarabun New"/>
+                <w:sz w:val="28"/>
+              </w:rPr>
+            </w:pPr>
+          </w:p>
+        </w:tc>
+        <w:tc>
+          <w:tcPr>
+            <w:tcW w:w="567" w:type="dxa"/>
+            <w:tcBorders>
+              <w:top w:val="dotted" w:sz="4" w:space="0" w:color="auto"/>
+              <w:left w:val="single" w:sz="4" w:space="0" w:color="auto"/>
+              <w:bottom w:val="dotted" w:sz="4" w:space="0" w:color="auto"/>
+              <w:right w:val="single" w:sz="4" w:space="0" w:color="auto"/>
+            </w:tcBorders>
+            <w:shd w:val="clear" w:color="auto" w:fill="auto"/>
+          </w:tcPr>
+          <w:p>
+            <w:pPr>
+              <w:rPr>
+                <w:rFonts w:ascii="TH Sarabun New" w:hAnsi="TH Sarabun New" w:cs="TH Sarabun New"/>
+                <w:sz w:val="28"/>
+              </w:rPr>
+            </w:pPr>
+          </w:p>
+        </w:tc>
+        <w:tc>
+          <w:tcPr>
+            <w:tcW w:w="567" w:type="dxa"/>
+            <w:tcBorders>
+              <w:top w:val="dotted" w:sz="4" w:space="0" w:color="auto"/>
+              <w:left w:val="single" w:sz="4" w:space="0" w:color="auto"/>
+              <w:bottom w:val="dotted" w:sz="4" w:space="0" w:color="auto"/>
+              <w:right w:val="single" w:sz="4" w:space="0" w:color="auto"/>
+            </w:tcBorders>
+            <w:shd w:val="clear" w:color="auto" w:fill="auto"/>
+          </w:tcPr>
+          <w:p>
+            <w:pPr>
+              <w:rPr>
+                <w:rFonts w:ascii="TH Sarabun New" w:hAnsi="TH Sarabun New" w:cs="TH Sarabun New"/>
+                <w:sz w:val="28"/>
+              </w:rPr>
+            </w:pPr>
+          </w:p>
+        </w:tc>
+        <w:tc>
+          <w:tcPr>
+            <w:tcW w:w="567" w:type="dxa"/>
             <w:tcBorders>
               <w:top w:val="dotted" w:sz="4" w:space="0" w:color="auto"/>
               <w:left w:val="single" w:sz="4" w:space="0" w:color="auto"/>
@@ -2131,7 +1519,7 @@
       <w:tr>
         <w:tc>
           <w:tcPr>
-            <w:tcW w:w="4820" w:type="dxa"/>
+            <w:tcW w:w="8222" w:type="dxa"/>
             <w:tcBorders>
               <w:top w:val="single" w:sz="4" w:space="0" w:color="auto"/>
               <w:bottom w:val="single" w:sz="4" w:space="0" w:color="auto"/>
@@ -2195,16 +1583,7 @@
                 <w:rFonts w:ascii="TH Sarabun New" w:hAnsi="TH Sarabun New" w:cs="TH Sarabun New"/>
                 <w:sz w:val="28"/>
               </w:rPr>
-              <w:t>o</w:t>
-            </w:r>
-            <w:bookmarkStart w:id="0" w:name="_GoBack"/>
-            <w:bookmarkEnd w:id="0"/>
-            <w:r>
-              <w:rPr>
-                <w:rFonts w:ascii="TH Sarabun New" w:hAnsi="TH Sarabun New" w:cs="TH Sarabun New"/>
-                <w:sz w:val="28"/>
-              </w:rPr>
-              <w:t xml:space="preserve">perative note, progress note </w:t>
+              <w:t xml:space="preserve">operative note, progress note </w:t>
             </w:r>
             <w:r>
               <w:rPr>
@@ -2233,7 +1612,7 @@
         </w:tc>
         <w:tc>
           <w:tcPr>
-            <w:tcW w:w="992" w:type="dxa"/>
+            <w:tcW w:w="567" w:type="dxa"/>
             <w:tcBorders>
               <w:top w:val="dotted" w:sz="4" w:space="0" w:color="auto"/>
               <w:left w:val="single" w:sz="4" w:space="0" w:color="auto"/>
@@ -2253,7 +1632,7 @@
         </w:tc>
         <w:tc>
           <w:tcPr>
-            <w:tcW w:w="1276" w:type="dxa"/>
+            <w:tcW w:w="567" w:type="dxa"/>
             <w:tcBorders>
               <w:top w:val="dotted" w:sz="4" w:space="0" w:color="auto"/>
               <w:left w:val="single" w:sz="4" w:space="0" w:color="auto"/>
@@ -2273,7 +1652,7 @@
         </w:tc>
         <w:tc>
           <w:tcPr>
-            <w:tcW w:w="1134" w:type="dxa"/>
+            <w:tcW w:w="567" w:type="dxa"/>
             <w:tcBorders>
               <w:top w:val="dotted" w:sz="4" w:space="0" w:color="auto"/>
               <w:left w:val="single" w:sz="4" w:space="0" w:color="auto"/>
@@ -2293,7 +1672,7 @@
         </w:tc>
         <w:tc>
           <w:tcPr>
-            <w:tcW w:w="992" w:type="dxa"/>
+            <w:tcW w:w="567" w:type="dxa"/>
             <w:tcBorders>
               <w:top w:val="dotted" w:sz="4" w:space="0" w:color="auto"/>
               <w:left w:val="single" w:sz="4" w:space="0" w:color="auto"/>
@@ -2313,7 +1692,7 @@
         </w:tc>
         <w:tc>
           <w:tcPr>
-            <w:tcW w:w="992" w:type="dxa"/>
+            <w:tcW w:w="567" w:type="dxa"/>
             <w:tcBorders>
               <w:top w:val="dotted" w:sz="4" w:space="0" w:color="auto"/>
               <w:left w:val="single" w:sz="4" w:space="0" w:color="auto"/>
@@ -2333,10 +1712,411 @@
         </w:tc>
       </w:tr>
     </w:tbl>
-    <w:p/>
+    <w:tbl>
+      <w:tblPr>
+        <w:tblStyle w:val="a3"/>
+        <w:tblpPr w:leftFromText="180" w:rightFromText="180" w:vertAnchor="text" w:horzAnchor="page" w:tblpX="981" w:tblpY="80"/>
+        <w:tblW w:w="0" w:type="auto"/>
+        <w:tblLook w:val="04A0" w:firstRow="1" w:lastRow="0" w:firstColumn="1" w:lastColumn="0" w:noHBand="0" w:noVBand="1"/>
+      </w:tblPr>
+      <w:tblGrid>
+        <w:gridCol w:w="562"/>
+        <w:gridCol w:w="8080"/>
+      </w:tblGrid>
+      <w:tr>
+        <w:tc>
+          <w:tcPr>
+            <w:tcW w:w="8642" w:type="dxa"/>
+            <w:gridSpan w:val="2"/>
+          </w:tcPr>
+          <w:p>
+            <w:pPr>
+              <w:rPr>
+                <w:rFonts w:ascii="TH Sarabun New" w:hAnsi="TH Sarabun New" w:cs="TH Sarabun New"/>
+                <w:b/>
+                <w:bCs/>
+                <w:sz w:val="28"/>
+              </w:rPr>
+            </w:pPr>
+            <w:r>
+              <w:rPr>
+                <w:rFonts w:ascii="TH Sarabun New" w:hAnsi="TH Sarabun New" w:cs="TH Sarabun New"/>
+                <w:b/>
+                <w:bCs/>
+                <w:sz w:val="30"/>
+                <w:szCs w:val="30"/>
+              </w:rPr>
+              <w:t>Overall performance:</w:t>
+            </w:r>
+          </w:p>
+        </w:tc>
+      </w:tr>
+      <w:tr>
+        <w:tc>
+          <w:tcPr>
+            <w:tcW w:w="562" w:type="dxa"/>
+          </w:tcPr>
+          <w:p>
+            <w:pPr>
+              <w:rPr>
+                <w:rFonts w:ascii="TH SarabunPSK" w:eastAsia="Times New Roman" w:hAnsi="TH SarabunPSK" w:cs="TH SarabunPSK"/>
+                <w:color w:val="1F1F1F"/>
+                <w:szCs w:val="22"/>
+              </w:rPr>
+            </w:pPr>
+          </w:p>
+        </w:tc>
+        <w:tc>
+          <w:tcPr>
+            <w:tcW w:w="8080" w:type="dxa"/>
+          </w:tcPr>
+          <w:p>
+            <w:pPr>
+              <w:rPr>
+                <w:rFonts w:ascii="TH Sarabun New" w:hAnsi="TH Sarabun New" w:cs="TH Sarabun New"/>
+                <w:sz w:val="28"/>
+              </w:rPr>
+            </w:pPr>
+            <w:r>
+              <w:rPr>
+                <w:rFonts w:ascii="TH Sarabun New" w:hAnsi="TH Sarabun New" w:cs="TH Sarabun New"/>
+                <w:sz w:val="28"/>
+              </w:rPr>
+              <w:t>Excellence (</w:t>
+            </w:r>
+            <w:r>
+              <w:rPr>
+                <w:rFonts w:ascii="TH Sarabun New" w:hAnsi="TH Sarabun New" w:cs="TH Sarabun New"/>
+                <w:sz w:val="28"/>
+                <w:cs/>
+              </w:rPr>
+              <w:t xml:space="preserve">ผ่านเกณฑ์ระดับ </w:t>
+            </w:r>
+            <w:r>
+              <w:rPr>
+                <w:rFonts w:ascii="TH Sarabun New" w:hAnsi="TH Sarabun New" w:cs="TH Sarabun New"/>
+                <w:sz w:val="28"/>
+              </w:rPr>
+              <w:t xml:space="preserve">L4-5 </w:t>
+            </w:r>
+            <w:r>
+              <w:rPr>
+                <w:rFonts w:ascii="TH Sarabun New" w:hAnsi="TH Sarabun New" w:cs="TH Sarabun New"/>
+                <w:sz w:val="28"/>
+                <w:cs/>
+              </w:rPr>
+              <w:t xml:space="preserve">ทุกหัวข้อ พร้อมสอบ </w:t>
+            </w:r>
+            <w:r>
+              <w:rPr>
+                <w:rFonts w:ascii="TH Sarabun New" w:hAnsi="TH Sarabun New" w:cs="TH Sarabun New"/>
+                <w:sz w:val="28"/>
+              </w:rPr>
+              <w:t xml:space="preserve">oral examination </w:t>
+            </w:r>
+            <w:r>
+              <w:rPr>
+                <w:rFonts w:ascii="TH Sarabun New" w:hAnsi="TH Sarabun New" w:cs="TH Sarabun New"/>
+                <w:sz w:val="28"/>
+                <w:cs/>
+              </w:rPr>
+              <w:t>ในหัวข้อนั้น ๆ)</w:t>
+            </w:r>
+          </w:p>
+        </w:tc>
+      </w:tr>
+      <w:tr>
+        <w:tc>
+          <w:tcPr>
+            <w:tcW w:w="562" w:type="dxa"/>
+          </w:tcPr>
+          <w:p>
+            <w:pPr>
+              <w:rPr>
+                <w:rFonts w:ascii="TH SarabunPSK" w:eastAsia="Times New Roman" w:hAnsi="TH SarabunPSK" w:cs="TH SarabunPSK"/>
+                <w:color w:val="1F1F1F"/>
+                <w:szCs w:val="22"/>
+              </w:rPr>
+            </w:pPr>
+          </w:p>
+        </w:tc>
+        <w:tc>
+          <w:tcPr>
+            <w:tcW w:w="8080" w:type="dxa"/>
+          </w:tcPr>
+          <w:p>
+            <w:pPr>
+              <w:rPr>
+                <w:rFonts w:ascii="TH Sarabun New" w:hAnsi="TH Sarabun New" w:cs="TH Sarabun New"/>
+                <w:sz w:val="28"/>
+              </w:rPr>
+            </w:pPr>
+            <w:r>
+              <w:rPr>
+                <w:rFonts w:ascii="TH Sarabun New" w:hAnsi="TH Sarabun New" w:cs="TH Sarabun New"/>
+                <w:sz w:val="28"/>
+              </w:rPr>
+              <w:t>Pass (</w:t>
+            </w:r>
+            <w:r>
+              <w:rPr>
+                <w:rFonts w:ascii="TH Sarabun New" w:hAnsi="TH Sarabun New" w:cs="TH Sarabun New"/>
+                <w:sz w:val="28"/>
+                <w:cs/>
+              </w:rPr>
+              <w:t xml:space="preserve">ผ่านเกณฑ์ระดับ </w:t>
+            </w:r>
+            <w:r>
+              <w:rPr>
+                <w:rFonts w:ascii="TH Sarabun New" w:hAnsi="TH Sarabun New" w:cs="TH Sarabun New"/>
+                <w:sz w:val="28"/>
+              </w:rPr>
+              <w:t xml:space="preserve">L 2-3 </w:t>
+            </w:r>
+            <w:r>
+              <w:rPr>
+                <w:rFonts w:ascii="TH Sarabun New" w:hAnsi="TH Sarabun New" w:cs="TH Sarabun New"/>
+                <w:sz w:val="28"/>
+                <w:cs/>
+              </w:rPr>
+              <w:t xml:space="preserve">ทุกหัวข้อสำหรับ </w:t>
+            </w:r>
+            <w:r>
+              <w:rPr>
+                <w:rFonts w:ascii="TH Sarabun New" w:hAnsi="TH Sarabun New" w:cs="TH Sarabun New"/>
+                <w:sz w:val="28"/>
+              </w:rPr>
+              <w:t xml:space="preserve">resident </w:t>
+            </w:r>
+            <w:r>
+              <w:rPr>
+                <w:rFonts w:ascii="TH Sarabun New" w:hAnsi="TH Sarabun New" w:cs="TH Sarabun New"/>
+                <w:sz w:val="28"/>
+                <w:cs/>
+              </w:rPr>
+              <w:t xml:space="preserve">ชั้นปีที่ </w:t>
+            </w:r>
+            <w:r>
+              <w:rPr>
+                <w:rFonts w:ascii="TH Sarabun New" w:hAnsi="TH Sarabun New" w:cs="TH Sarabun New"/>
+                <w:sz w:val="28"/>
+              </w:rPr>
+              <w:t>1-2)</w:t>
+            </w:r>
+          </w:p>
+        </w:tc>
+      </w:tr>
+      <w:tr>
+        <w:tc>
+          <w:tcPr>
+            <w:tcW w:w="562" w:type="dxa"/>
+          </w:tcPr>
+          <w:p>
+            <w:pPr>
+              <w:rPr>
+                <w:rFonts w:ascii="TH SarabunPSK" w:eastAsia="Times New Roman" w:hAnsi="TH SarabunPSK" w:cs="TH SarabunPSK"/>
+                <w:color w:val="1F1F1F"/>
+                <w:szCs w:val="22"/>
+              </w:rPr>
+            </w:pPr>
+          </w:p>
+        </w:tc>
+        <w:tc>
+          <w:tcPr>
+            <w:tcW w:w="8080" w:type="dxa"/>
+          </w:tcPr>
+          <w:p>
+            <w:pPr>
+              <w:rPr>
+                <w:rFonts w:ascii="TH Sarabun New" w:hAnsi="TH Sarabun New" w:cs="TH Sarabun New"/>
+                <w:sz w:val="28"/>
+              </w:rPr>
+            </w:pPr>
+            <w:r>
+              <w:rPr>
+                <w:rFonts w:ascii="TH Sarabun New" w:hAnsi="TH Sarabun New" w:cs="TH Sarabun New"/>
+                <w:sz w:val="28"/>
+              </w:rPr>
+              <w:t>Boarderline (</w:t>
+            </w:r>
+            <w:r>
+              <w:rPr>
+                <w:rFonts w:ascii="TH Sarabun New" w:hAnsi="TH Sarabun New" w:cs="TH Sarabun New"/>
+                <w:sz w:val="28"/>
+                <w:cs/>
+              </w:rPr>
+              <w:t>ผ่านเกณ์บางหัวข้อ)</w:t>
+            </w:r>
+          </w:p>
+        </w:tc>
+      </w:tr>
+      <w:tr>
+        <w:tc>
+          <w:tcPr>
+            <w:tcW w:w="562" w:type="dxa"/>
+          </w:tcPr>
+          <w:p>
+            <w:pPr>
+              <w:rPr>
+                <w:rFonts w:ascii="TH SarabunPSK" w:eastAsia="Times New Roman" w:hAnsi="TH SarabunPSK" w:cs="TH SarabunPSK"/>
+                <w:color w:val="1F1F1F"/>
+                <w:szCs w:val="22"/>
+              </w:rPr>
+            </w:pPr>
+          </w:p>
+        </w:tc>
+        <w:tc>
+          <w:tcPr>
+            <w:tcW w:w="8080" w:type="dxa"/>
+          </w:tcPr>
+          <w:p>
+            <w:pPr>
+              <w:rPr>
+                <w:rFonts w:ascii="TH Sarabun New" w:hAnsi="TH Sarabun New" w:cs="TH Sarabun New"/>
+                <w:sz w:val="28"/>
+              </w:rPr>
+            </w:pPr>
+            <w:r>
+              <w:rPr>
+                <w:rFonts w:ascii="TH Sarabun New" w:hAnsi="TH Sarabun New" w:cs="TH Sarabun New"/>
+                <w:sz w:val="28"/>
+              </w:rPr>
+              <w:t>Fail (</w:t>
+            </w:r>
+            <w:r>
+              <w:rPr>
+                <w:rFonts w:ascii="TH Sarabun New" w:hAnsi="TH Sarabun New" w:cs="TH Sarabun New"/>
+                <w:sz w:val="28"/>
+                <w:cs/>
+              </w:rPr>
+              <w:t>ไม่ผ่านเกณฑ์</w:t>
+            </w:r>
+            <w:r>
+              <w:rPr>
+                <w:rFonts w:ascii="TH Sarabun New" w:hAnsi="TH Sarabun New" w:cs="TH Sarabun New"/>
+                <w:sz w:val="28"/>
+              </w:rPr>
+              <w:t xml:space="preserve">, Major error </w:t>
+            </w:r>
+            <w:r>
+              <w:rPr>
+                <w:rFonts w:ascii="TH Sarabun New" w:hAnsi="TH Sarabun New" w:cs="TH Sarabun New"/>
+                <w:sz w:val="28"/>
+                <w:cs/>
+              </w:rPr>
+              <w:t xml:space="preserve">รบกวนกรอกเหตุผลในช่อง </w:t>
+            </w:r>
+            <w:r>
+              <w:rPr>
+                <w:rFonts w:ascii="TH Sarabun New" w:hAnsi="TH Sarabun New" w:cs="TH Sarabun New"/>
+                <w:sz w:val="28"/>
+              </w:rPr>
+              <w:t>comment)</w:t>
+            </w:r>
+          </w:p>
+        </w:tc>
+      </w:tr>
+    </w:tbl>
+    <w:p>
+      <w:pPr>
+        <w:shd w:val="clear" w:color="auto" w:fill="FFFFFF"/>
+        <w:spacing w:after="0" w:line="240" w:lineRule="auto"/>
+        <w:rPr>
+          <w:rFonts w:ascii="TH SarabunPSK" w:eastAsia="Times New Roman" w:hAnsi="TH SarabunPSK" w:cs="TH SarabunPSK"/>
+          <w:color w:val="1F1F1F"/>
+          <w:szCs w:val="22"/>
+          <w:cs/>
+        </w:rPr>
+      </w:pPr>
+    </w:p>
+    <w:p>
+      <w:pPr>
+        <w:rPr>
+          <w:cs/>
+        </w:rPr>
+      </w:pPr>
+    </w:p>
+    <w:p>
+      <w:pPr>
+        <w:tabs>
+          <w:tab w:val="left" w:pos="7141"/>
+        </w:tabs>
+      </w:pPr>
+    </w:p>
+    <w:p>
+      <w:pPr>
+        <w:tabs>
+          <w:tab w:val="left" w:pos="7141"/>
+        </w:tabs>
+      </w:pPr>
+    </w:p>
+    <w:p>
+      <w:pPr>
+        <w:tabs>
+          <w:tab w:val="left" w:pos="7141"/>
+        </w:tabs>
+      </w:pPr>
+    </w:p>
+    <w:p>
+      <w:pPr>
+        <w:spacing w:after="0" w:line="240" w:lineRule="auto"/>
+        <w:rPr>
+          <w:rFonts w:ascii="TH Sarabun New" w:hAnsi="TH Sarabun New" w:cs="TH Sarabun New"/>
+          <w:b/>
+          <w:bCs/>
+          <w:sz w:val="30"/>
+          <w:szCs w:val="30"/>
+        </w:rPr>
+      </w:pPr>
+      <w:r>
+        <w:rPr>
+          <w:rFonts w:ascii="TH Sarabun New" w:hAnsi="TH Sarabun New" w:cs="TH Sarabun New"/>
+          <w:b/>
+          <w:bCs/>
+          <w:sz w:val="30"/>
+          <w:szCs w:val="30"/>
+        </w:rPr>
+        <w:t>Comment</w:t>
+      </w:r>
+      <w:proofErr w:type="gramStart"/>
+      <w:r>
+        <w:rPr>
+          <w:rFonts w:ascii="TH Sarabun New" w:hAnsi="TH Sarabun New" w:cs="TH Sarabun New" w:hint="cs"/>
+          <w:b/>
+          <w:bCs/>
+          <w:sz w:val="30"/>
+          <w:szCs w:val="30"/>
+          <w:cs/>
+        </w:rPr>
+        <w:t xml:space="preserve"> </w:t>
+      </w:r>
+      <w:r>
+        <w:rPr>
+          <w:rFonts w:ascii="TH Sarabun New" w:hAnsi="TH Sarabun New" w:cs="TH Sarabun New"/>
+          <w:b/>
+          <w:bCs/>
+          <w:sz w:val="30"/>
+          <w:szCs w:val="30"/>
+        </w:rPr>
+        <w:t>:…</w:t>
+      </w:r>
+      <w:proofErr w:type="gramEnd"/>
+      <w:r>
+        <w:rPr>
+          <w:rFonts w:ascii="TH Sarabun New" w:hAnsi="TH Sarabun New" w:cs="TH Sarabun New"/>
+          <w:b/>
+          <w:bCs/>
+          <w:sz w:val="30"/>
+          <w:szCs w:val="30"/>
+        </w:rPr>
+        <w:t>…………………………………</w:t>
+      </w:r>
+      <w:bookmarkStart w:id="0" w:name="_GoBack"/>
+      <w:bookmarkEnd w:id="0"/>
+    </w:p>
     <w:sectPr>
       <w:pgSz w:w="11906" w:h="16838"/>
-      <w:pgMar w:top="1440" w:right="1440" w:bottom="1440" w:left="1440" w:header="708" w:footer="708" w:gutter="0"/>
+      <w:pgMar w:top="709" w:right="1440" w:bottom="1440" w:left="1440" w:header="708" w:footer="708" w:gutter="0"/>
       <w:cols w:space="708"/>
       <w:docGrid w:linePitch="360"/>
     </w:sectPr>
@@ -2345,7 +2125,7 @@
 </file>
 
 <file path=word/styles.xml><?xml version="1.0" encoding="utf-8"?>
-<w:styles xmlns:mc="http://schemas.openxmlformats.org/markup-compatibility/2006" xmlns:r="http://schemas.openxmlformats.org/officeDocument/2006/relationships" xmlns:w="http://schemas.openxmlformats.org/wordprocessingml/2006/main" xmlns:w14="http://schemas.microsoft.com/office/word/2010/wordml" xmlns:w15="http://schemas.microsoft.com/office/word/2012/wordml" xmlns:w16se="http://schemas.microsoft.com/office/word/2015/wordml/symex" mc:Ignorable="w14 w15 w16se">
+<w:styles xmlns:mc="http://schemas.openxmlformats.org/markup-compatibility/2006" xmlns:r="http://schemas.openxmlformats.org/officeDocument/2006/relationships" xmlns:w="http://schemas.openxmlformats.org/wordprocessingml/2006/main" xmlns:w14="http://schemas.microsoft.com/office/word/2010/wordml" xmlns:w15="http://schemas.microsoft.com/office/word/2012/wordml" xmlns:w16cid="http://schemas.microsoft.com/office/word/2016/wordml/cid" xmlns:w16se="http://schemas.microsoft.com/office/word/2015/wordml/symex" mc:Ignorable="w14 w15 w16se w16cid">
   <w:docDefaults>
     <w:rPrDefault>
       <w:rPr>
@@ -2361,7 +2141,7 @@
       </w:pPr>
     </w:pPrDefault>
   </w:docDefaults>
-  <w:latentStyles w:defLockedState="0" w:defUIPriority="99" w:defSemiHidden="0" w:defUnhideWhenUsed="0" w:defQFormat="0" w:count="371">
+  <w:latentStyles w:defLockedState="0" w:defUIPriority="99" w:defSemiHidden="0" w:defUnhideWhenUsed="0" w:defQFormat="0" w:count="375">
     <w:lsdException w:name="Normal" w:uiPriority="0" w:qFormat="1"/>
     <w:lsdException w:name="heading 1" w:uiPriority="9" w:qFormat="1"/>
     <w:lsdException w:name="heading 2" w:semiHidden="1" w:uiPriority="9" w:unhideWhenUsed="1" w:qFormat="1"/>
@@ -2467,7 +2247,6 @@
     <w:lsdException w:name="HTML Sample" w:semiHidden="1" w:unhideWhenUsed="1"/>
     <w:lsdException w:name="HTML Typewriter" w:semiHidden="1" w:unhideWhenUsed="1"/>
     <w:lsdException w:name="HTML Variable" w:semiHidden="1" w:unhideWhenUsed="1"/>
-    <w:lsdException w:name="Normal Table" w:semiHidden="1" w:unhideWhenUsed="1"/>
     <w:lsdException w:name="annotation subject" w:semiHidden="1" w:unhideWhenUsed="1"/>
     <w:lsdException w:name="No List" w:semiHidden="1" w:unhideWhenUsed="1"/>
     <w:lsdException w:name="Outline List 1" w:semiHidden="1" w:unhideWhenUsed="1"/>
@@ -2511,10 +2290,8 @@
     <w:lsdException w:name="Table Elegant" w:semiHidden="1" w:unhideWhenUsed="1"/>
     <w:lsdException w:name="Table Professional" w:semiHidden="1" w:unhideWhenUsed="1"/>
     <w:lsdException w:name="Table Subtle 1" w:semiHidden="1" w:unhideWhenUsed="1"/>
-    <w:lsdException w:name="Table Subtle 2" w:semiHidden="1" w:unhideWhenUsed="1"/>
     <w:lsdException w:name="Table Web 1" w:semiHidden="1" w:unhideWhenUsed="1"/>
     <w:lsdException w:name="Table Web 2" w:semiHidden="1" w:unhideWhenUsed="1"/>
-    <w:lsdException w:name="Table Web 3" w:semiHidden="1" w:unhideWhenUsed="1"/>
     <w:lsdException w:name="Balloon Text" w:semiHidden="1" w:unhideWhenUsed="1"/>
     <w:lsdException w:name="Table Grid" w:uiPriority="39"/>
     <w:lsdException w:name="Table Theme" w:semiHidden="1" w:unhideWhenUsed="1"/>
@@ -2733,19 +2510,23 @@
     <w:lsdException w:name="List Table 5 Dark Accent 6" w:uiPriority="50"/>
     <w:lsdException w:name="List Table 6 Colorful Accent 6" w:uiPriority="51"/>
     <w:lsdException w:name="List Table 7 Colorful Accent 6" w:uiPriority="52"/>
+    <w:lsdException w:name="Mention" w:semiHidden="1" w:unhideWhenUsed="1"/>
+    <w:lsdException w:name="Smart Hyperlink" w:semiHidden="1" w:unhideWhenUsed="1"/>
+    <w:lsdException w:name="Hashtag" w:semiHidden="1" w:unhideWhenUsed="1"/>
+    <w:lsdException w:name="Unresolved Mention" w:semiHidden="1" w:unhideWhenUsed="1"/>
   </w:latentStyles>
-  <w:style w:type="paragraph" w:default="1" w:styleId="Normal">
+  <w:style w:type="paragraph" w:default="1" w:styleId="a">
     <w:name w:val="Normal"/>
     <w:qFormat/>
     <w:rsid w:val="00117A5F"/>
   </w:style>
-  <w:style w:type="character" w:default="1" w:styleId="DefaultParagraphFont">
+  <w:style w:type="character" w:default="1" w:styleId="a0">
     <w:name w:val="Default Paragraph Font"/>
     <w:uiPriority w:val="1"/>
     <w:semiHidden/>
     <w:unhideWhenUsed/>
   </w:style>
-  <w:style w:type="table" w:default="1" w:styleId="TableNormal">
+  <w:style w:type="table" w:default="1" w:styleId="a1">
     <w:name w:val="Normal Table"/>
     <w:uiPriority w:val="99"/>
     <w:semiHidden/>
@@ -2760,15 +2541,15 @@
       </w:tblCellMar>
     </w:tblPr>
   </w:style>
-  <w:style w:type="numbering" w:default="1" w:styleId="NoList">
+  <w:style w:type="numbering" w:default="1" w:styleId="a2">
     <w:name w:val="No List"/>
     <w:uiPriority w:val="99"/>
     <w:semiHidden/>
     <w:unhideWhenUsed/>
   </w:style>
-  <w:style w:type="table" w:styleId="TableGrid">
+  <w:style w:type="table" w:styleId="a3">
     <w:name w:val="Table Grid"/>
-    <w:basedOn w:val="TableNormal"/>
+    <w:basedOn w:val="a1"/>
     <w:uiPriority w:val="39"/>
     <w:rsid w:val="00117A5F"/>
     <w:pPr>
